--- a/research/TRD-EHR/paper1-trd-prediction/parts/supplement/20-s6-neighbor-prediction.docx
+++ b/research/TRD-EHR/paper1-trd-prediction/parts/supplement/20-s6-neighbor-prediction.docx
@@ -2,7 +2,7 @@
 <file path=word/document.xml><?xml version="1.0" encoding="utf-8"?>
 <w:document xmlns:w="http://schemas.openxmlformats.org/wordprocessingml/2006/main" xmlns:m="http://schemas.openxmlformats.org/officeDocument/2006/math" xmlns:r="http://schemas.openxmlformats.org/officeDocument/2006/relationships" xmlns:o="urn:schemas-microsoft-com:office:office" xmlns:v="urn:schemas-microsoft-com:vml" xmlns:w10="urn:schemas-microsoft-com:office:word" xmlns:a="http://schemas.openxmlformats.org/drawingml/2006/main" xmlns:pic="http://schemas.openxmlformats.org/drawingml/2006/picture" xmlns:wp="http://schemas.openxmlformats.org/drawingml/2006/wordprocessingDrawing">
   <w:body>
-    <w:bookmarkStart w:id="24" w:name="s6-neighbor-prediction"/>
+    <w:bookmarkStart w:id="26" w:name="s6-neighbor-prediction"/>
     <w:p>
       <w:pPr>
         <w:pStyle w:val="Heading1"/>
@@ -16,7 +16,7 @@
         <w:pStyle w:val="FirstParagraph"/>
       </w:pPr>
       <w:r>
-        <w:t xml:space="preserve">Retrieval over the embedding carried outcome information but did not reach the trained classifiers. At k = 50 under plain cosine similarity, nearest retrieval achieved an ROC AUC of 0.594, against 0.499 for random and 0.432 for farthest retrieval (Table S7). Mean effective sample size was 50.0 for nearest and 48.9 for random retrieval, so cosine weights were close to equal within a neighborhood of 50.</w:t>
+        <w:t xml:space="preserve">Retrieval over the embedding carried outcome information but did not reach the trained classifiers. Random retrieval stayed at chance at every k: its band across draws covered 0.5 at all 34,063. Its best k, 32,720, reached 0.500 (2.5th–97.5th percentile across draws 0.484–0.515), and that k is noise. Farthest retrieval reached 0.432 (95% CI 0.416–0.449) (Table S7). At their best k, importance-weighted retrieval exceeded random by 0.125 (95% CI 0.103–0.147) and plain cosine by 0.118 (95% CI 0.096–0.140). These intervals combine bootstrap resampling of the test patients with the spread across the 1,000 random draws. AUPRC at each arm’s best k was 0.272 (95% CI 0.251–0.294) for importance-weighted, 0.264 (95% CI 0.244–0.286) for plain cosine, and 0.176 (95% CI 0.165–0.188) for random retrieval, against an outcome rate of 0.175 (section S2). Calibration is in section S3.</w:t>
       </w:r>
     </w:p>
     <w:p>
@@ -24,7 +24,7 @@
         <w:pStyle w:val="BodyText"/>
       </w:pPr>
       <w:r>
-        <w:t xml:space="preserve">Neighborhood size mattered more than the metric. Both curves rose to a plateau from about 300 neighbors (manuscript Figure 4). Each metric at its own best k differed by 0.007 (95% CI −0.001 to 0.014). The best k was selected on test patients, so those maxima are optimistic. Using every training patient as a neighbor involves no selection and gave 0.624 for the importance-weighted metric and 0.608 for plain cosine. The sharpening exponent changed the maxima by at most 0.002.</w:t>
+        <w:t xml:space="preserve">Neighborhood size mattered more than the metric. Both curves rose to a plateau from about 300 neighbors (manuscript Figure 4). Each metric at its own best k differed by 0.007 (95% CI −0.001 to 0.014). The best k was selected on test patients, so those maxima are optimistic. Using every training patient as a neighbor involves no selection and gave 0.624 (95% CI 0.607–0.639) for the importance-weighted metric and 0.608 (95% CI 0.592–0.624) for plain cosine. The sharpening exponent changed the maxima by at most 0.002.</w:t>
       </w:r>
     </w:p>
     <w:p>
@@ -40,7 +40,7 @@
         <w:pStyle w:val="BodyText"/>
       </w:pPr>
       <w:r>
-        <w:t xml:space="preserve">Table S7. Neighbor-prediction ROC AUC for the primary encoder by retrieval scheme, similarity metric, and neighborhood size. Rows at k = 50 use</w:t>
+        <w:t xml:space="preserve">Table S7. Neighbor-prediction ROC AUC for the primary encoder by retrieval scheme, similarity metric, and neighborhood size, with</w:t>
       </w:r>
       <w:r>
         <w:t xml:space="preserve"> </w:t>
@@ -54,7 +54,7 @@
         <w:t xml:space="preserve"> </w:t>
       </w:r>
       <w:r>
-        <w:t xml:space="preserve">= 5, the primary setting; rows from the sweep use</w:t>
+        <w:t xml:space="preserve">= 1. Best k is the test-selected maximum and is optimistic. The uniform random row gives the mean across 1,000 draws and the 2.5th–97.5th percentile of the draws. Farthest retrieval uses the retrieval pipeline’s k = 50 and</w:t>
       </w:r>
       <w:r>
         <w:t xml:space="preserve"> </w:t>
@@ -68,7 +68,7 @@
         <w:t xml:space="preserve"> </w:t>
       </w:r>
       <w:r>
-        <w:t xml:space="preserve">= 1. Best k is the test-selected maximum and is optimistic.</w:t>
+        <w:t xml:space="preserve">= 5.</w:t>
       </w:r>
     </w:p>
     <w:tbl>
@@ -170,18 +170,18 @@
               <w:jc w:val="left"/>
             </w:pPr>
             <w:r>
-              <w:t xml:space="preserve">50 (primary)</w:t>
-            </w:r>
-          </w:p>
-        </w:tc>
-        <w:tc>
-          <w:p>
-            <w:pPr>
-              <w:pStyle w:val="Compact"/>
-              <w:jc w:val="left"/>
-            </w:pPr>
-            <w:r>
-              <w:t xml:space="preserve">0.594 (0.578–0.610)</w:t>
+              <w:t xml:space="preserve">best, 757</w:t>
+            </w:r>
+          </w:p>
+        </w:tc>
+        <w:tc>
+          <w:p>
+            <w:pPr>
+              <w:pStyle w:val="Compact"/>
+              <w:jc w:val="left"/>
+            </w:pPr>
+            <w:r>
+              <w:t xml:space="preserve">0.618 (0.602–0.634)</w:t>
             </w:r>
           </w:p>
         </w:tc>
@@ -216,18 +216,18 @@
               <w:jc w:val="left"/>
             </w:pPr>
             <w:r>
-              <w:t xml:space="preserve">50</w:t>
-            </w:r>
-          </w:p>
-        </w:tc>
-        <w:tc>
-          <w:p>
-            <w:pPr>
-              <w:pStyle w:val="Compact"/>
-              <w:jc w:val="left"/>
-            </w:pPr>
-            <w:r>
-              <w:t xml:space="preserve">0.602 (0.587–0.619)</w:t>
+              <w:t xml:space="preserve">best, 295</w:t>
+            </w:r>
+          </w:p>
+        </w:tc>
+        <w:tc>
+          <w:p>
+            <w:pPr>
+              <w:pStyle w:val="Compact"/>
+              <w:jc w:val="left"/>
+            </w:pPr>
+            <w:r>
+              <w:t xml:space="preserve">0.625 (0.610–0.641)</w:t>
             </w:r>
           </w:p>
         </w:tc>
@@ -262,18 +262,18 @@
               <w:jc w:val="left"/>
             </w:pPr>
             <w:r>
-              <w:t xml:space="preserve">best, 757</w:t>
-            </w:r>
-          </w:p>
-        </w:tc>
-        <w:tc>
-          <w:p>
-            <w:pPr>
-              <w:pStyle w:val="Compact"/>
-              <w:jc w:val="left"/>
-            </w:pPr>
-            <w:r>
-              <w:t xml:space="preserve">0.618 (0.602–0.634)</w:t>
+              <w:t xml:space="preserve">all, 34,063</w:t>
+            </w:r>
+          </w:p>
+        </w:tc>
+        <w:tc>
+          <w:p>
+            <w:pPr>
+              <w:pStyle w:val="Compact"/>
+              <w:jc w:val="left"/>
+            </w:pPr>
+            <w:r>
+              <w:t xml:space="preserve">0.608 (0.592–0.624)</w:t>
             </w:r>
           </w:p>
         </w:tc>
@@ -308,18 +308,18 @@
               <w:jc w:val="left"/>
             </w:pPr>
             <w:r>
-              <w:t xml:space="preserve">best, 295</w:t>
-            </w:r>
-          </w:p>
-        </w:tc>
-        <w:tc>
-          <w:p>
-            <w:pPr>
-              <w:pStyle w:val="Compact"/>
-              <w:jc w:val="left"/>
-            </w:pPr>
-            <w:r>
-              <w:t xml:space="preserve">0.625 (0.610–0.641)</w:t>
+              <w:t xml:space="preserve">all, 34,063</w:t>
+            </w:r>
+          </w:p>
+        </w:tc>
+        <w:tc>
+          <w:p>
+            <w:pPr>
+              <w:pStyle w:val="Compact"/>
+              <w:jc w:val="left"/>
+            </w:pPr>
+            <w:r>
+              <w:t xml:space="preserve">0.624 (0.607–0.639)</w:t>
             </w:r>
           </w:p>
         </w:tc>
@@ -332,98 +332,6 @@
               <w:jc w:val="left"/>
             </w:pPr>
             <w:r>
-              <w:t xml:space="preserve">Nearest</w:t>
-            </w:r>
-          </w:p>
-        </w:tc>
-        <w:tc>
-          <w:p>
-            <w:pPr>
-              <w:pStyle w:val="Compact"/>
-              <w:jc w:val="left"/>
-            </w:pPr>
-            <w:r>
-              <w:t xml:space="preserve">Plain cosine</w:t>
-            </w:r>
-          </w:p>
-        </w:tc>
-        <w:tc>
-          <w:p>
-            <w:pPr>
-              <w:pStyle w:val="Compact"/>
-              <w:jc w:val="left"/>
-            </w:pPr>
-            <w:r>
-              <w:t xml:space="preserve">all, 34,063</w:t>
-            </w:r>
-          </w:p>
-        </w:tc>
-        <w:tc>
-          <w:p>
-            <w:pPr>
-              <w:pStyle w:val="Compact"/>
-              <w:jc w:val="left"/>
-            </w:pPr>
-            <w:r>
-              <w:t xml:space="preserve">0.608 (0.592–0.624)</w:t>
-            </w:r>
-          </w:p>
-        </w:tc>
-      </w:tr>
-      <w:tr>
-        <w:tc>
-          <w:p>
-            <w:pPr>
-              <w:pStyle w:val="Compact"/>
-              <w:jc w:val="left"/>
-            </w:pPr>
-            <w:r>
-              <w:t xml:space="preserve">Nearest</w:t>
-            </w:r>
-          </w:p>
-        </w:tc>
-        <w:tc>
-          <w:p>
-            <w:pPr>
-              <w:pStyle w:val="Compact"/>
-              <w:jc w:val="left"/>
-            </w:pPr>
-            <w:r>
-              <w:t xml:space="preserve">Importance-weighted</w:t>
-            </w:r>
-          </w:p>
-        </w:tc>
-        <w:tc>
-          <w:p>
-            <w:pPr>
-              <w:pStyle w:val="Compact"/>
-              <w:jc w:val="left"/>
-            </w:pPr>
-            <w:r>
-              <w:t xml:space="preserve">all, 34,063</w:t>
-            </w:r>
-          </w:p>
-        </w:tc>
-        <w:tc>
-          <w:p>
-            <w:pPr>
-              <w:pStyle w:val="Compact"/>
-              <w:jc w:val="left"/>
-            </w:pPr>
-            <w:r>
-              <w:t xml:space="preserve">0.624 (0.607–0.639)</w:t>
-            </w:r>
-          </w:p>
-        </w:tc>
-      </w:tr>
-      <w:tr>
-        <w:tc>
-          <w:p>
-            <w:pPr>
-              <w:pStyle w:val="Compact"/>
-              <w:jc w:val="left"/>
-            </w:pPr>
-            <w:r>
               <w:t xml:space="preserve">Random</w:t>
             </w:r>
           </w:p>
@@ -435,29 +343,29 @@
               <w:jc w:val="left"/>
             </w:pPr>
             <w:r>
-              <w:t xml:space="preserve">Plain cosine</w:t>
-            </w:r>
-          </w:p>
-        </w:tc>
-        <w:tc>
-          <w:p>
-            <w:pPr>
-              <w:pStyle w:val="Compact"/>
-              <w:jc w:val="left"/>
-            </w:pPr>
-            <w:r>
-              <w:t xml:space="preserve">50</w:t>
-            </w:r>
-          </w:p>
-        </w:tc>
-        <w:tc>
-          <w:p>
-            <w:pPr>
-              <w:pStyle w:val="Compact"/>
-              <w:jc w:val="left"/>
-            </w:pPr>
-            <w:r>
-              <w:t xml:space="preserve">0.499 (0.483–0.515)</w:t>
+              <w:t xml:space="preserve">Uniform</w:t>
+            </w:r>
+          </w:p>
+        </w:tc>
+        <w:tc>
+          <w:p>
+            <w:pPr>
+              <w:pStyle w:val="Compact"/>
+              <w:jc w:val="left"/>
+            </w:pPr>
+            <w:r>
+              <w:t xml:space="preserve">best, 32,720</w:t>
+            </w:r>
+          </w:p>
+        </w:tc>
+        <w:tc>
+          <w:p>
+            <w:pPr>
+              <w:pStyle w:val="Compact"/>
+              <w:jc w:val="left"/>
+            </w:pPr>
+            <w:r>
+              <w:t xml:space="preserve">0.500 (0.484–0.515)</w:t>
             </w:r>
           </w:p>
         </w:tc>
@@ -514,7 +422,7 @@
         <w:pStyle w:val="BodyText"/>
       </w:pPr>
       <w:r>
-        <w:t xml:space="preserve">A Nearest retrieval</w:t>
+        <w:t xml:space="preserve">A Importance-weighted nearest retrieval, k = 295</w:t>
       </w:r>
     </w:p>
     <w:p>
@@ -531,7 +439,7 @@
               <a:graphicData uri="http://schemas.openxmlformats.org/drawingml/2006/picture">
                 <pic:pic>
                   <pic:nvPicPr>
-                    <pic:cNvPr descr="../results/Qwen-Qwen3-Embedding-8B/google_medgemma-27b-text-it/roc_curves/roc_curve_NEAREST_COSINE.png" id="0" name="Picture"/>
+                    <pic:cNvPr descr="../results/Qwen-Qwen3-Embedding-8B/google_medgemma-27b-text-it/neighbor_count_sweep/best_k_panels/roc_curve_NEAREST_IMPORTANCE_WEIGHTED_alpha1_k295.png" id="0" name="Picture"/>
                     <pic:cNvPicPr>
                       <a:picLocks noChangeArrowheads="1" noChangeAspect="1"/>
                     </pic:cNvPicPr>
@@ -569,7 +477,7 @@
         <w:pStyle w:val="BodyText"/>
       </w:pPr>
       <w:r>
-        <w:t xml:space="preserve">B Random retrieval</w:t>
+        <w:t xml:space="preserve">B Plain-cosine nearest retrieval, k = 757</w:t>
       </w:r>
     </w:p>
     <w:p>
@@ -586,7 +494,7 @@
               <a:graphicData uri="http://schemas.openxmlformats.org/drawingml/2006/picture">
                 <pic:pic>
                   <pic:nvPicPr>
-                    <pic:cNvPr descr="../results/Qwen-Qwen3-Embedding-8B/google_medgemma-27b-text-it/roc_curves/roc_curve_RANDOM_COSINE.png" id="0" name="Picture"/>
+                    <pic:cNvPr descr="../results/Qwen-Qwen3-Embedding-8B/google_medgemma-27b-text-it/neighbor_count_sweep/best_k_panels/roc_curve_NEAREST_PLAIN_COSINE_alpha1_k757.png" id="0" name="Picture"/>
                     <pic:cNvPicPr>
                       <a:picLocks noChangeArrowheads="1" noChangeAspect="1"/>
                     </pic:cNvPicPr>
@@ -624,15 +532,7 @@
         <w:pStyle w:val="BodyText"/>
       </w:pPr>
       <w:r>
-        <w:t xml:space="preserve">Figure S8. ROC curves for plain-cosine nearest (A) and random (B) retrieval at k = 50. Shaded bands are bootstrap 95% CIs. ROC: receiver operating characteristic.</w:t>
-      </w:r>
-    </w:p>
-    <w:p>
-      <w:pPr>
-        <w:pStyle w:val="BodyText"/>
-      </w:pPr>
-      <w:r>
-        <w:t xml:space="preserve">A Nearest retrieval</w:t>
+        <w:t xml:space="preserve">C Random retrieval, uniform weights, k = 32,720</w:t>
       </w:r>
     </w:p>
     <w:p>
@@ -649,7 +549,7 @@
               <a:graphicData uri="http://schemas.openxmlformats.org/drawingml/2006/picture">
                 <pic:pic>
                   <pic:nvPicPr>
-                    <pic:cNvPr descr="../results/Qwen-Qwen3-Embedding-8B/google_medgemma-27b-text-it/confusion_matrices/confusion_matrix_NEAREST_COSINE.png" id="0" name="Picture"/>
+                    <pic:cNvPr descr="../results/Qwen-Qwen3-Embedding-8B/google_medgemma-27b-text-it/neighbor_count_sweep/best_k_panels/roc_curve_RANDOM_UNIFORM_k32720.png" id="0" name="Picture"/>
                     <pic:cNvPicPr>
                       <a:picLocks noChangeArrowheads="1" noChangeAspect="1"/>
                     </pic:cNvPicPr>
@@ -687,7 +587,29 @@
         <w:pStyle w:val="BodyText"/>
       </w:pPr>
       <w:r>
-        <w:t xml:space="preserve">B Random retrieval</w:t>
+        <w:t xml:space="preserve">Figure S8. ROC curves for importance-weighted (A) and plain-cosine (B) nearest retrieval and uniform random retrieval (C), each at its own test-selected best k, with</w:t>
+      </w:r>
+      <w:r>
+        <w:t xml:space="preserve"> </w:t>
+      </w:r>
+      <m:oMath>
+        <m:r>
+          <m:t>α</m:t>
+        </m:r>
+      </m:oMath>
+      <w:r>
+        <w:t xml:space="preserve"> </w:t>
+      </w:r>
+      <w:r>
+        <w:t xml:space="preserve">= 1 for A and B. C is the draw whose AUC at that k is closest to the mean of 1,000 draws. Shaded bands are bootstrap 95% CIs. ROC: receiver operating characteristic.</w:t>
+      </w:r>
+    </w:p>
+    <w:p>
+      <w:pPr>
+        <w:pStyle w:val="BodyText"/>
+      </w:pPr>
+      <w:r>
+        <w:t xml:space="preserve">A Importance-weighted nearest retrieval, k = 295</w:t>
       </w:r>
     </w:p>
     <w:p>
@@ -704,7 +626,7 @@
               <a:graphicData uri="http://schemas.openxmlformats.org/drawingml/2006/picture">
                 <pic:pic>
                   <pic:nvPicPr>
-                    <pic:cNvPr descr="../results/Qwen-Qwen3-Embedding-8B/google_medgemma-27b-text-it/confusion_matrices/confusion_matrix_RANDOM_COSINE.png" id="0" name="Picture"/>
+                    <pic:cNvPr descr="../results/Qwen-Qwen3-Embedding-8B/google_medgemma-27b-text-it/neighbor_count_sweep/best_k_panels/confusion_matrix_NEAREST_IMPORTANCE_WEIGHTED_alpha1_k295.png" id="0" name="Picture"/>
                     <pic:cNvPicPr>
                       <a:picLocks noChangeArrowheads="1" noChangeAspect="1"/>
                     </pic:cNvPicPr>
@@ -742,10 +664,120 @@
         <w:pStyle w:val="BodyText"/>
       </w:pPr>
       <w:r>
-        <w:t xml:space="preserve">Figure S9. Confusion matrices for plain-cosine nearest (A) and random (B) retrieval at k = 50, at test-selected Youden J thresholds. These operating points were selected and evaluated in the same patients and are descriptive.</w:t>
+        <w:t xml:space="preserve">B Plain-cosine nearest retrieval, k = 757</w:t>
       </w:r>
     </w:p>
-    <w:bookmarkEnd w:id="24"/>
+    <w:p>
+      <w:pPr>
+        <w:pStyle w:val="BodyText"/>
+      </w:pPr>
+      <w:r>
+        <w:drawing>
+          <wp:inline>
+            <wp:extent cx="5303520" cy="2863900"/>
+            <wp:effectExtent b="0" l="0" r="0" t="0"/>
+            <wp:docPr descr="" title="" id="1" name="Picture"/>
+            <a:graphic>
+              <a:graphicData uri="http://schemas.openxmlformats.org/drawingml/2006/picture">
+                <pic:pic>
+                  <pic:nvPicPr>
+                    <pic:cNvPr descr="../results/Qwen-Qwen3-Embedding-8B/google_medgemma-27b-text-it/neighbor_count_sweep/best_k_panels/confusion_matrix_NEAREST_PLAIN_COSINE_alpha1_k757.png" id="0" name="Picture"/>
+                    <pic:cNvPicPr>
+                      <a:picLocks noChangeArrowheads="1" noChangeAspect="1"/>
+                    </pic:cNvPicPr>
+                  </pic:nvPicPr>
+                  <pic:blipFill>
+                    <a:blip r:embed="rId24"/>
+                    <a:stretch>
+                      <a:fillRect/>
+                    </a:stretch>
+                  </pic:blipFill>
+                  <pic:spPr bwMode="auto">
+                    <a:xfrm>
+                      <a:off x="0" y="0"/>
+                      <a:ext cx="5303520" cy="2863900"/>
+                    </a:xfrm>
+                    <a:prstGeom prst="rect">
+                      <a:avLst/>
+                    </a:prstGeom>
+                    <a:noFill/>
+                    <a:ln w="9525">
+                      <a:noFill/>
+                      <a:headEnd/>
+                      <a:tailEnd/>
+                    </a:ln>
+                  </pic:spPr>
+                </pic:pic>
+              </a:graphicData>
+            </a:graphic>
+          </wp:inline>
+        </w:drawing>
+      </w:r>
+    </w:p>
+    <w:p>
+      <w:pPr>
+        <w:pStyle w:val="BodyText"/>
+      </w:pPr>
+      <w:r>
+        <w:t xml:space="preserve">C Random retrieval, uniform weights, k = 32,720</w:t>
+      </w:r>
+    </w:p>
+    <w:p>
+      <w:pPr>
+        <w:pStyle w:val="BodyText"/>
+      </w:pPr>
+      <w:r>
+        <w:drawing>
+          <wp:inline>
+            <wp:extent cx="5303520" cy="2863900"/>
+            <wp:effectExtent b="0" l="0" r="0" t="0"/>
+            <wp:docPr descr="" title="" id="1" name="Picture"/>
+            <a:graphic>
+              <a:graphicData uri="http://schemas.openxmlformats.org/drawingml/2006/picture">
+                <pic:pic>
+                  <pic:nvPicPr>
+                    <pic:cNvPr descr="../results/Qwen-Qwen3-Embedding-8B/google_medgemma-27b-text-it/neighbor_count_sweep/best_k_panels/confusion_matrix_RANDOM_UNIFORM_k32720.png" id="0" name="Picture"/>
+                    <pic:cNvPicPr>
+                      <a:picLocks noChangeArrowheads="1" noChangeAspect="1"/>
+                    </pic:cNvPicPr>
+                  </pic:nvPicPr>
+                  <pic:blipFill>
+                    <a:blip r:embed="rId25"/>
+                    <a:stretch>
+                      <a:fillRect/>
+                    </a:stretch>
+                  </pic:blipFill>
+                  <pic:spPr bwMode="auto">
+                    <a:xfrm>
+                      <a:off x="0" y="0"/>
+                      <a:ext cx="5303520" cy="2863900"/>
+                    </a:xfrm>
+                    <a:prstGeom prst="rect">
+                      <a:avLst/>
+                    </a:prstGeom>
+                    <a:noFill/>
+                    <a:ln w="9525">
+                      <a:noFill/>
+                      <a:headEnd/>
+                      <a:tailEnd/>
+                    </a:ln>
+                  </pic:spPr>
+                </pic:pic>
+              </a:graphicData>
+            </a:graphic>
+          </wp:inline>
+        </w:drawing>
+      </w:r>
+    </w:p>
+    <w:p>
+      <w:pPr>
+        <w:pStyle w:val="BodyText"/>
+      </w:pPr>
+      <w:r>
+        <w:t xml:space="preserve">Figure S9. Confusion matrices for the three arms of Figure S8 at the same k, at test-selected Youden J thresholds, with bootstrap 95% CIs on every metric at that threshold. These operating points were selected and evaluated in the same patients and are descriptive.</w:t>
+      </w:r>
+    </w:p>
+    <w:bookmarkEnd w:id="26"/>
     <w:sectPr>
       <w:pgSz w:h="15840" w:w="12240"/>
       <w:pgMar w:bottom="1440" w:footer="708" w:gutter="0" w:header="708" w:left="1800" w:right="1800" w:top="1440"/>

--- a/research/TRD-EHR/paper1-trd-prediction/parts/supplement/20-s6-neighbor-prediction.docx
+++ b/research/TRD-EHR/paper1-trd-prediction/parts/supplement/20-s6-neighbor-prediction.docx
@@ -16,7 +16,7 @@
         <w:pStyle w:val="FirstParagraph"/>
       </w:pPr>
       <w:r>
-        <w:t xml:space="preserve">Retrieval over the embedding carried outcome information but did not reach the trained classifiers. Random retrieval stayed at chance at every k: its band across draws covered 0.5 at all 34,063. Its best k, 32,720, reached 0.500 (2.5th–97.5th percentile across draws 0.484–0.515), and that k is noise. Farthest retrieval reached 0.432 (95% CI 0.416–0.449) (Table S7). At their best k, importance-weighted retrieval exceeded random by 0.125 (95% CI 0.103–0.147) and plain cosine by 0.118 (95% CI 0.096–0.140). These intervals combine bootstrap resampling of the test patients with the spread across the 1,000 random draws. AUPRC at each arm’s best k was 0.272 (95% CI 0.251–0.294) for importance-weighted, 0.264 (95% CI 0.244–0.286) for plain cosine, and 0.176 (95% CI 0.165–0.188) for random retrieval, against an outcome rate of 0.175 (section S2). Calibration is in section S3.</w:t>
+        <w:t xml:space="preserve">Retrieval over the embedding carried outcome information but did not reach the trained classifiers. Random retrieval stayed at chance at every k: its band across draws covered 0.5 at all 34,063. Its best k, 32,720, reached 0.500 (2.5th–97.5th percentile across draws 0.484–0.515), and that k is noise. Farthest retrieval reached 0.432 (95% CI 0.416–0.449) (Table S7). At their best k, importance-weighted retrieval exceeded random by 0.125 (95% CI 0.103–0.147) and plain cosine by 0.118 (95% CI 0.096–0.140). These intervals combine bootstrap resampling of the test patients with the spread across the 1,000 random draws. AUPRC at each arm’s best k was 0.272 (95% CI 0.251–0.294) for importance-weighted, 0.264 (95% CI 0.244–0.286) for plain cosine, and 0.176 (95% CI 0.165–0.188) for random retrieval, against an outcome rate of 0.175 (95% CI 0.167–0.183) (section S2). Calibration is in section S3.</w:t>
       </w:r>
     </w:p>
     <w:p>
@@ -24,7 +24,7 @@
         <w:pStyle w:val="BodyText"/>
       </w:pPr>
       <w:r>
-        <w:t xml:space="preserve">Neighborhood size mattered more than the metric. Both curves rose to a plateau from about 300 neighbors (manuscript Figure 4). Each metric at its own best k differed by 0.007 (95% CI −0.001 to 0.014). The best k was selected on test patients, so those maxima are optimistic. Using every training patient as a neighbor involves no selection and gave 0.624 (95% CI 0.607–0.639) for the importance-weighted metric and 0.608 (95% CI 0.592–0.624) for plain cosine. The sharpening exponent changed the maxima by at most 0.002.</w:t>
+        <w:t xml:space="preserve">Neighborhood size mattered more than the metric. Both curves rose with k up to a few hundred neighbors (manuscript Figure 4). From k = 261 onward, importance-weighted retrieval stayed inside the interval at its best k. Plain cosine retrieval peaked at k = 757 and then drifted down, to 0.605 (95% CI 0.589–0.620) at k = 16,988, still inside the interval at its best k. Each metric at its own best k differed by 0.007 (95% CI −0.001 to 0.014). The best k was selected on test patients, so those maxima are optimistic. Using every training patient as a neighbor involves no selection and gave 0.624 (95% CI 0.607–0.639) for the importance-weighted metric and 0.608 (95% CI 0.592–0.624) for plain cosine. The sharpening exponent changed the maxima by at most 0.002.</w:t>
       </w:r>
     </w:p>
     <w:p>
@@ -32,7 +32,21 @@
         <w:pStyle w:val="BodyText"/>
       </w:pPr>
       <w:r>
-        <w:t xml:space="preserve">The best retrieval result over every k and exponent, 0.625, remained below feature-vector XGBoost by 0.024 (95% CI 0.012–0.036) and below embedded logistic regression by 0.032 (95% CI 0.022–0.043), from paired bootstrap resampling of the 8,516 test patients.</w:t>
+        <w:t xml:space="preserve">The best retrieval result over every k and exponent was importance-weighted retrieval with</w:t>
+      </w:r>
+      <w:r>
+        <w:t xml:space="preserve"> </w:t>
+      </w:r>
+      <m:oMath>
+        <m:r>
+          <m:t>α</m:t>
+        </m:r>
+      </m:oMath>
+      <w:r>
+        <w:t xml:space="preserve"> </w:t>
+      </w:r>
+      <w:r>
+        <w:t xml:space="preserve">= 2 at k = 1,090, 0.625 (95% CI 0.610–0.640). It remained below feature-vector XGBoost by 0.024 (95% CI 0.012–0.036) and below embedded logistic regression by 0.032 (95% CI 0.022–0.043), from paired bootstrap resampling of the 8,516 test patients.</w:t>
       </w:r>
     </w:p>
     <w:p>

--- a/research/TRD-EHR/paper1-trd-prediction/parts/supplement/20-s6-neighbor-prediction.docx
+++ b/research/TRD-EHR/paper1-trd-prediction/parts/supplement/20-s6-neighbor-prediction.docx
@@ -2,7 +2,7 @@
 <file path=word/document.xml><?xml version="1.0" encoding="utf-8"?>
 <w:document xmlns:w="http://schemas.openxmlformats.org/wordprocessingml/2006/main" xmlns:m="http://schemas.openxmlformats.org/officeDocument/2006/math" xmlns:r="http://schemas.openxmlformats.org/officeDocument/2006/relationships" xmlns:o="urn:schemas-microsoft-com:office:office" xmlns:v="urn:schemas-microsoft-com:vml" xmlns:w10="urn:schemas-microsoft-com:office:word" xmlns:a="http://schemas.openxmlformats.org/drawingml/2006/main" xmlns:pic="http://schemas.openxmlformats.org/drawingml/2006/picture" xmlns:wp="http://schemas.openxmlformats.org/drawingml/2006/wordprocessingDrawing">
   <w:body>
-    <w:bookmarkStart w:id="26" w:name="s6-neighbor-prediction"/>
+    <w:bookmarkStart w:id="63" w:name="_941040992f17cd95ea753eef2b3c32a0d20580a"/>
     <w:p>
       <w:pPr>
         <w:pStyle w:val="Heading1"/>
@@ -16,23 +16,23 @@
         <w:pStyle w:val="FirstParagraph"/>
       </w:pPr>
       <w:r>
-        <w:t xml:space="preserve">Retrieval over the embedding carried outcome information but did not reach the trained classifiers. Random retrieval stayed at chance at every k: its band across draws covered 0.5 at all 34,063. Its best k, 32,720, reached 0.500 (2.5th–97.5th percentile across draws 0.484–0.515), and that k is noise. Farthest retrieval reached 0.432 (95% CI 0.416–0.449) (Table S7). At their best k, importance-weighted retrieval exceeded random by 0.125 (95% CI 0.103–0.147) and plain cosine by 0.118 (95% CI 0.096–0.140). These intervals combine bootstrap resampling of the test patients with the spread across the 1,000 random draws. AUPRC at each arm’s best k was 0.272 (95% CI 0.251–0.294) for importance-weighted, 0.264 (95% CI 0.244–0.286) for plain cosine, and 0.176 (95% CI 0.165–0.188) for random retrieval, against an outcome rate of 0.175 (95% CI 0.167–0.183) (section S2). Calibration is in section S3.</w:t>
-      </w:r>
-    </w:p>
-    <w:p>
-      <w:pPr>
-        <w:pStyle w:val="BodyText"/>
-      </w:pPr>
-      <w:r>
-        <w:t xml:space="preserve">Neighborhood size mattered more than the metric. Both curves rose with k up to a few hundred neighbors (manuscript Figure 4). From k = 261 onward, importance-weighted retrieval stayed inside the interval at its best k. Plain cosine retrieval peaked at k = 757 and then drifted down, to 0.605 (95% CI 0.589–0.620) at k = 16,988, still inside the interval at its best k. Each metric at its own best k differed by 0.007 (95% CI −0.001 to 0.014). The best k was selected on test patients, so those maxima are optimistic. Using every training patient as a neighbor involves no selection and gave 0.624 (95% CI 0.607–0.639) for the importance-weighted metric and 0.608 (95% CI 0.592–0.624) for plain cosine. The sharpening exponent changed the maxima by at most 0.002.</w:t>
-      </w:r>
-    </w:p>
-    <w:p>
-      <w:pPr>
-        <w:pStyle w:val="BodyText"/>
-      </w:pPr>
-      <w:r>
-        <w:t xml:space="preserve">The best retrieval result over every k and exponent was importance-weighted retrieval with</w:t>
+        <w:t xml:space="preserve">Retrieval over the embedding carried outcome information but did not reach the trained classifiers at any k. Random retrieval stayed at chance at every k: its band across draws covered 0.5 at every k from 1 to 34,063. Its best k, 32,720, reached 0.500 (2.5th–97.5th percentile across draws 0.484–0.515), and that k is noise (Table S7). At their best k, logistic-regression-weighted retrieval exceeded random by 0.125 (95% CI 0.103–0.147) and plain cosine by 0.118 (95% CI 0.096–0.140). These intervals combine bootstrap resampling of the test patients with the spread across the 1,000 random draws. AUPRC at each arm’s best k was 0.272 (95% CI 0.251–0.294) for logistic-regression-weighted, 0.264 (95% CI 0.244–0.286) for plain cosine, and 0.176 (95% CI 0.165–0.188) for random retrieval, against an outcome rate of 0.175 (95% CI 0.167–0.183) (section S2). Calibration is in section S3.</w:t>
+      </w:r>
+    </w:p>
+    <w:p>
+      <w:pPr>
+        <w:pStyle w:val="BodyText"/>
+      </w:pPr>
+      <w:r>
+        <w:t xml:space="preserve">Neighborhood size mattered more than the metric. Both curves rose with k up to a few hundred neighbors (manuscript Figure 4). From k = 261 onward, logistic-regression-weighted retrieval stayed inside the interval at its best k. Plain cosine retrieval peaked at k = 757 and then drifted down, to 0.605 (95% CI 0.589–0.620) at k = 16,988, still inside the interval at its best k. Each metric at its own best k differed by 0.007 (95% CI −0.001 to 0.014). The best k was selected on test patients, so those maxima are optimistic. Using every training patient as a neighbor involves no selection and gave 0.624 (95% CI 0.607–0.639) for the logistic-regression-weighted metric and 0.608 (95% CI 0.592–0.624) for plain cosine. The sharpening exponent changed the maxima by at most 0.002.</w:t>
+      </w:r>
+    </w:p>
+    <w:p>
+      <w:pPr>
+        <w:pStyle w:val="BodyText"/>
+      </w:pPr>
+      <w:r>
+        <w:t xml:space="preserve">The best retrieval result over every k and exponent was logistic-regression-weighted retrieval with</w:t>
       </w:r>
       <w:r>
         <w:t xml:space="preserve"> </w:t>
@@ -54,7 +54,7 @@
         <w:pStyle w:val="BodyText"/>
       </w:pPr>
       <w:r>
-        <w:t xml:space="preserve">Table S7. Neighbor-prediction ROC AUC for the primary encoder by retrieval scheme, similarity metric, and neighborhood size, with</w:t>
+        <w:t xml:space="preserve">Table S7. Neighbor-prediction ROC AUC for the primary encoder by neighbor selection, similarity metric, and neighborhood size, with</w:t>
       </w:r>
       <w:r>
         <w:t xml:space="preserve"> </w:t>
@@ -68,86 +68,81 @@
         <w:t xml:space="preserve"> </w:t>
       </w:r>
       <w:r>
-        <w:t xml:space="preserve">= 1. Best k is the test-selected maximum and is optimistic. The uniform random row gives the mean across 1,000 draws and the 2.5th–97.5th percentile of the draws. Farthest retrieval uses the retrieval pipeline’s k = 50 and</w:t>
-      </w:r>
-      <w:r>
-        <w:t xml:space="preserve"> </w:t>
-      </w:r>
-      <m:oMath>
-        <m:r>
-          <m:t>α</m:t>
-        </m:r>
-      </m:oMath>
-      <w:r>
-        <w:t xml:space="preserve"> </w:t>
-      </w:r>
-      <w:r>
-        <w:t xml:space="preserve">= 5.</w:t>
+        <w:t xml:space="preserve">= 1. Best k is the test-selected maximum and is optimistic. The uniform random row gives the mean across 1,000 draws and the 2.5th–97.5th percentile of the draws.</w:t>
       </w:r>
     </w:p>
     <w:tbl>
       <w:tblPr>
         <w:tblStyle w:val="Table"/>
-        <w:tblW w:type="pct" w:w="0.0"/>
+        <w:tblW w:type="pct" w:w="5000"/>
+        <w:tblLayout w:type="fixed"/>
         <w:tblLook w:firstRow="1" w:lastRow="0" w:firstColumn="0" w:lastColumn="0" w:noHBand="0" w:noVBand="0" w:val="0020"/>
       </w:tblPr>
-      <w:tblGrid/>
+      <w:tblGrid>
+        <w:gridCol w:w="1131"/>
+        <w:gridCol w:w="2262"/>
+        <w:gridCol w:w="2036"/>
+        <w:gridCol w:w="2489"/>
+      </w:tblGrid>
       <w:tr>
+        <w:trPr>
+          <w:tblHeader w:val="on"/>
+        </w:trPr>
         <w:tc>
+          <w:tcPr/>
           <w:p>
             <w:pPr>
               <w:pStyle w:val="Compact"/>
-              <w:jc w:val="left"/>
             </w:pPr>
             <w:r>
               <w:rPr>
+                <w:b/>
                 <w:bCs/>
-                <w:b/>
               </w:rPr>
               <w:t xml:space="preserve">Retrieval</w:t>
             </w:r>
           </w:p>
         </w:tc>
         <w:tc>
+          <w:tcPr/>
           <w:p>
             <w:pPr>
               <w:pStyle w:val="Compact"/>
-              <w:jc w:val="left"/>
             </w:pPr>
             <w:r>
               <w:rPr>
+                <w:b/>
                 <w:bCs/>
-                <w:b/>
               </w:rPr>
               <w:t xml:space="preserve">Similarity</w:t>
             </w:r>
           </w:p>
         </w:tc>
         <w:tc>
+          <w:tcPr/>
           <w:p>
             <w:pPr>
               <w:pStyle w:val="Compact"/>
-              <w:jc w:val="left"/>
             </w:pPr>
             <w:r>
               <w:rPr>
+                <w:b/>
                 <w:bCs/>
-                <w:b/>
               </w:rPr>
               <w:t xml:space="preserve">Neighbors (k)</w:t>
             </w:r>
           </w:p>
         </w:tc>
         <w:tc>
+          <w:tcPr/>
           <w:p>
             <w:pPr>
               <w:pStyle w:val="Compact"/>
-              <w:jc w:val="left"/>
             </w:pPr>
             <w:r>
               <w:rPr>
+                <w:b/>
                 <w:bCs/>
-                <w:b/>
               </w:rPr>
               <w:t xml:space="preserve">ROC AUC (95% CI)</w:t>
             </w:r>
@@ -156,10 +151,10 @@
       </w:tr>
       <w:tr>
         <w:tc>
+          <w:tcPr/>
           <w:p>
             <w:pPr>
               <w:pStyle w:val="Compact"/>
-              <w:jc w:val="left"/>
             </w:pPr>
             <w:r>
               <w:t xml:space="preserve">Nearest</w:t>
@@ -167,10 +162,10 @@
           </w:p>
         </w:tc>
         <w:tc>
+          <w:tcPr/>
           <w:p>
             <w:pPr>
               <w:pStyle w:val="Compact"/>
-              <w:jc w:val="left"/>
             </w:pPr>
             <w:r>
               <w:t xml:space="preserve">Plain cosine</w:t>
@@ -178,10 +173,10 @@
           </w:p>
         </w:tc>
         <w:tc>
+          <w:tcPr/>
           <w:p>
             <w:pPr>
               <w:pStyle w:val="Compact"/>
-              <w:jc w:val="left"/>
             </w:pPr>
             <w:r>
               <w:t xml:space="preserve">best, 757</w:t>
@@ -189,10 +184,10 @@
           </w:p>
         </w:tc>
         <w:tc>
+          <w:tcPr/>
           <w:p>
             <w:pPr>
               <w:pStyle w:val="Compact"/>
-              <w:jc w:val="left"/>
             </w:pPr>
             <w:r>
               <w:t xml:space="preserve">0.618 (0.602–0.634)</w:t>
@@ -202,10 +197,10 @@
       </w:tr>
       <w:tr>
         <w:tc>
+          <w:tcPr/>
           <w:p>
             <w:pPr>
               <w:pStyle w:val="Compact"/>
-              <w:jc w:val="left"/>
             </w:pPr>
             <w:r>
               <w:t xml:space="preserve">Nearest</w:t>
@@ -213,21 +208,21 @@
           </w:p>
         </w:tc>
         <w:tc>
+          <w:tcPr/>
           <w:p>
             <w:pPr>
               <w:pStyle w:val="Compact"/>
-              <w:jc w:val="left"/>
             </w:pPr>
             <w:r>
-              <w:t xml:space="preserve">Importance-weighted</w:t>
+              <w:t xml:space="preserve">Logistic-regression-weighted</w:t>
             </w:r>
           </w:p>
         </w:tc>
         <w:tc>
+          <w:tcPr/>
           <w:p>
             <w:pPr>
               <w:pStyle w:val="Compact"/>
-              <w:jc w:val="left"/>
             </w:pPr>
             <w:r>
               <w:t xml:space="preserve">best, 295</w:t>
@@ -235,10 +230,10 @@
           </w:p>
         </w:tc>
         <w:tc>
+          <w:tcPr/>
           <w:p>
             <w:pPr>
               <w:pStyle w:val="Compact"/>
-              <w:jc w:val="left"/>
             </w:pPr>
             <w:r>
               <w:t xml:space="preserve">0.625 (0.610–0.641)</w:t>
@@ -248,10 +243,10 @@
       </w:tr>
       <w:tr>
         <w:tc>
+          <w:tcPr/>
           <w:p>
             <w:pPr>
               <w:pStyle w:val="Compact"/>
-              <w:jc w:val="left"/>
             </w:pPr>
             <w:r>
               <w:t xml:space="preserve">Nearest</w:t>
@@ -259,10 +254,10 @@
           </w:p>
         </w:tc>
         <w:tc>
+          <w:tcPr/>
           <w:p>
             <w:pPr>
               <w:pStyle w:val="Compact"/>
-              <w:jc w:val="left"/>
             </w:pPr>
             <w:r>
               <w:t xml:space="preserve">Plain cosine</w:t>
@@ -270,10 +265,10 @@
           </w:p>
         </w:tc>
         <w:tc>
+          <w:tcPr/>
           <w:p>
             <w:pPr>
               <w:pStyle w:val="Compact"/>
-              <w:jc w:val="left"/>
             </w:pPr>
             <w:r>
               <w:t xml:space="preserve">all, 34,063</w:t>
@@ -281,10 +276,10 @@
           </w:p>
         </w:tc>
         <w:tc>
+          <w:tcPr/>
           <w:p>
             <w:pPr>
               <w:pStyle w:val="Compact"/>
-              <w:jc w:val="left"/>
             </w:pPr>
             <w:r>
               <w:t xml:space="preserve">0.608 (0.592–0.624)</w:t>
@@ -294,10 +289,10 @@
       </w:tr>
       <w:tr>
         <w:tc>
+          <w:tcPr/>
           <w:p>
             <w:pPr>
               <w:pStyle w:val="Compact"/>
-              <w:jc w:val="left"/>
             </w:pPr>
             <w:r>
               <w:t xml:space="preserve">Nearest</w:t>
@@ -305,21 +300,21 @@
           </w:p>
         </w:tc>
         <w:tc>
+          <w:tcPr/>
           <w:p>
             <w:pPr>
               <w:pStyle w:val="Compact"/>
-              <w:jc w:val="left"/>
             </w:pPr>
             <w:r>
-              <w:t xml:space="preserve">Importance-weighted</w:t>
+              <w:t xml:space="preserve">Logistic-regression-weighted</w:t>
             </w:r>
           </w:p>
         </w:tc>
         <w:tc>
+          <w:tcPr/>
           <w:p>
             <w:pPr>
               <w:pStyle w:val="Compact"/>
-              <w:jc w:val="left"/>
             </w:pPr>
             <w:r>
               <w:t xml:space="preserve">all, 34,063</w:t>
@@ -327,10 +322,10 @@
           </w:p>
         </w:tc>
         <w:tc>
+          <w:tcPr/>
           <w:p>
             <w:pPr>
               <w:pStyle w:val="Compact"/>
-              <w:jc w:val="left"/>
             </w:pPr>
             <w:r>
               <w:t xml:space="preserve">0.624 (0.607–0.639)</w:t>
@@ -340,10 +335,10 @@
       </w:tr>
       <w:tr>
         <w:tc>
+          <w:tcPr/>
           <w:p>
             <w:pPr>
               <w:pStyle w:val="Compact"/>
-              <w:jc w:val="left"/>
             </w:pPr>
             <w:r>
               <w:t xml:space="preserve">Random</w:t>
@@ -351,10 +346,10 @@
           </w:p>
         </w:tc>
         <w:tc>
+          <w:tcPr/>
           <w:p>
             <w:pPr>
               <w:pStyle w:val="Compact"/>
-              <w:jc w:val="left"/>
             </w:pPr>
             <w:r>
               <w:t xml:space="preserve">Uniform</w:t>
@@ -362,10 +357,10 @@
           </w:p>
         </w:tc>
         <w:tc>
+          <w:tcPr/>
           <w:p>
             <w:pPr>
               <w:pStyle w:val="Compact"/>
-              <w:jc w:val="left"/>
             </w:pPr>
             <w:r>
               <w:t xml:space="preserve">best, 32,720</w:t>
@@ -373,10 +368,10 @@
           </w:p>
         </w:tc>
         <w:tc>
+          <w:tcPr/>
           <w:p>
             <w:pPr>
               <w:pStyle w:val="Compact"/>
-              <w:jc w:val="left"/>
             </w:pPr>
             <w:r>
               <w:t xml:space="preserve">0.500 (0.484–0.515)</w:t>
@@ -384,59 +379,21 @@
           </w:p>
         </w:tc>
       </w:tr>
-      <w:tr>
-        <w:tc>
-          <w:p>
-            <w:pPr>
-              <w:pStyle w:val="Compact"/>
-              <w:jc w:val="left"/>
-            </w:pPr>
-            <w:r>
-              <w:t xml:space="preserve">Farthest</w:t>
-            </w:r>
-          </w:p>
-        </w:tc>
-        <w:tc>
-          <w:p>
-            <w:pPr>
-              <w:pStyle w:val="Compact"/>
-              <w:jc w:val="left"/>
-            </w:pPr>
-            <w:r>
-              <w:t xml:space="preserve">Plain cosine</w:t>
-            </w:r>
-          </w:p>
-        </w:tc>
-        <w:tc>
-          <w:p>
-            <w:pPr>
-              <w:pStyle w:val="Compact"/>
-              <w:jc w:val="left"/>
-            </w:pPr>
-            <w:r>
-              <w:t xml:space="preserve">50</w:t>
-            </w:r>
-          </w:p>
-        </w:tc>
-        <w:tc>
-          <w:p>
-            <w:pPr>
-              <w:pStyle w:val="Compact"/>
-              <w:jc w:val="left"/>
-            </w:pPr>
-            <w:r>
-              <w:t xml:space="preserve">0.432 (0.416–0.449)</w:t>
-            </w:r>
-          </w:p>
-        </w:tc>
-      </w:tr>
     </w:tbl>
     <w:p>
       <w:pPr>
-        <w:pStyle w:val="BodyText"/>
-      </w:pPr>
-      <w:r>
-        <w:t xml:space="preserve">A Importance-weighted nearest retrieval, k = 295</w:t>
+        <w:pStyle w:val="FirstParagraph"/>
+      </w:pPr>
+      <w:r>
+        <w:t xml:space="preserve">Figures S8 and S9 draw ROC curves and confusion matrices only at each arm’s best k, for all 4 encoders. Panels A–C are the primary encoder’s 3 arms. Panels D–I are each other encoder’s 2 nearest-neighbor metrics, whose ROC AUCs at those k are reported in the manuscript (Nearest-Neighbor Retrieval Across Encoders). Random retrieval does not use the embedding, so it is drawn once, in panel C.</w:t>
+      </w:r>
+    </w:p>
+    <w:p>
+      <w:pPr>
+        <w:pStyle w:val="BodyText"/>
+      </w:pPr>
+      <w:r>
+        <w:t xml:space="preserve">A Qwen3-Embedding-8B, logistic-regression-weighted nearest retrieval, k = 295</w:t>
       </w:r>
     </w:p>
     <w:p>
@@ -448,18 +405,18 @@
           <wp:inline>
             <wp:extent cx="5303520" cy="2863900"/>
             <wp:effectExtent b="0" l="0" r="0" t="0"/>
-            <wp:docPr descr="" title="" id="1" name="Picture"/>
+            <wp:docPr descr="" title="" id="10" name="Picture"/>
             <a:graphic>
               <a:graphicData uri="http://schemas.openxmlformats.org/drawingml/2006/picture">
                 <pic:pic>
                   <pic:nvPicPr>
-                    <pic:cNvPr descr="../results/Qwen-Qwen3-Embedding-8B/google_medgemma-27b-text-it/neighbor_count_sweep/best_k_panels/roc_curve_NEAREST_IMPORTANCE_WEIGHTED_alpha1_k295.png" id="0" name="Picture"/>
+                    <pic:cNvPr descr="/Users/mikeyferguson/Developer/Atlas/.claude/worktrees/wf_ac3faf7c-0a3-1/research/TRD-EHR/exports/results/Qwen-Qwen3-Embedding-8B/google_medgemma-27b-text-it/neighbor_count_sweep/best_k_panels/roc_curve_NEAREST_IMPORTANCE_WEIGHTED_alpha1_k295.png" id="11" name="Picture"/>
                     <pic:cNvPicPr>
                       <a:picLocks noChangeArrowheads="1" noChangeAspect="1"/>
                     </pic:cNvPicPr>
                   </pic:nvPicPr>
                   <pic:blipFill>
-                    <a:blip r:embed="rId20"/>
+                    <a:blip r:embed="rId9"/>
                     <a:stretch>
                       <a:fillRect/>
                     </a:stretch>
@@ -491,7 +448,7 @@
         <w:pStyle w:val="BodyText"/>
       </w:pPr>
       <w:r>
-        <w:t xml:space="preserve">B Plain-cosine nearest retrieval, k = 757</w:t>
+        <w:t xml:space="preserve">B Qwen3-Embedding-8B, plain-cosine nearest retrieval, k = 757</w:t>
       </w:r>
     </w:p>
     <w:p>
@@ -503,12 +460,177 @@
           <wp:inline>
             <wp:extent cx="5303520" cy="2863900"/>
             <wp:effectExtent b="0" l="0" r="0" t="0"/>
-            <wp:docPr descr="" title="" id="1" name="Picture"/>
+            <wp:docPr descr="" title="" id="13" name="Picture"/>
             <a:graphic>
               <a:graphicData uri="http://schemas.openxmlformats.org/drawingml/2006/picture">
                 <pic:pic>
                   <pic:nvPicPr>
-                    <pic:cNvPr descr="../results/Qwen-Qwen3-Embedding-8B/google_medgemma-27b-text-it/neighbor_count_sweep/best_k_panels/roc_curve_NEAREST_PLAIN_COSINE_alpha1_k757.png" id="0" name="Picture"/>
+                    <pic:cNvPr descr="/Users/mikeyferguson/Developer/Atlas/.claude/worktrees/wf_ac3faf7c-0a3-1/research/TRD-EHR/exports/results/Qwen-Qwen3-Embedding-8B/google_medgemma-27b-text-it/neighbor_count_sweep/best_k_panels/roc_curve_NEAREST_PLAIN_COSINE_alpha1_k757.png" id="14" name="Picture"/>
+                    <pic:cNvPicPr>
+                      <a:picLocks noChangeArrowheads="1" noChangeAspect="1"/>
+                    </pic:cNvPicPr>
+                  </pic:nvPicPr>
+                  <pic:blipFill>
+                    <a:blip r:embed="rId12"/>
+                    <a:stretch>
+                      <a:fillRect/>
+                    </a:stretch>
+                  </pic:blipFill>
+                  <pic:spPr bwMode="auto">
+                    <a:xfrm>
+                      <a:off x="0" y="0"/>
+                      <a:ext cx="5303520" cy="2863900"/>
+                    </a:xfrm>
+                    <a:prstGeom prst="rect">
+                      <a:avLst/>
+                    </a:prstGeom>
+                    <a:noFill/>
+                    <a:ln w="9525">
+                      <a:noFill/>
+                      <a:headEnd/>
+                      <a:tailEnd/>
+                    </a:ln>
+                  </pic:spPr>
+                </pic:pic>
+              </a:graphicData>
+            </a:graphic>
+          </wp:inline>
+        </w:drawing>
+      </w:r>
+    </w:p>
+    <w:p>
+      <w:pPr>
+        <w:pStyle w:val="BodyText"/>
+      </w:pPr>
+      <w:r>
+        <w:t xml:space="preserve">C Random retrieval, uniform weights, k = 32,720</w:t>
+      </w:r>
+    </w:p>
+    <w:p>
+      <w:pPr>
+        <w:pStyle w:val="BodyText"/>
+      </w:pPr>
+      <w:r>
+        <w:drawing>
+          <wp:inline>
+            <wp:extent cx="5303520" cy="2863900"/>
+            <wp:effectExtent b="0" l="0" r="0" t="0"/>
+            <wp:docPr descr="" title="" id="16" name="Picture"/>
+            <a:graphic>
+              <a:graphicData uri="http://schemas.openxmlformats.org/drawingml/2006/picture">
+                <pic:pic>
+                  <pic:nvPicPr>
+                    <pic:cNvPr descr="/Users/mikeyferguson/Developer/Atlas/.claude/worktrees/wf_ac3faf7c-0a3-1/research/TRD-EHR/exports/results/Qwen-Qwen3-Embedding-8B/google_medgemma-27b-text-it/neighbor_count_sweep/best_k_panels/roc_curve_RANDOM_UNIFORM_k32720.png" id="17" name="Picture"/>
+                    <pic:cNvPicPr>
+                      <a:picLocks noChangeArrowheads="1" noChangeAspect="1"/>
+                    </pic:cNvPicPr>
+                  </pic:nvPicPr>
+                  <pic:blipFill>
+                    <a:blip r:embed="rId15"/>
+                    <a:stretch>
+                      <a:fillRect/>
+                    </a:stretch>
+                  </pic:blipFill>
+                  <pic:spPr bwMode="auto">
+                    <a:xfrm>
+                      <a:off x="0" y="0"/>
+                      <a:ext cx="5303520" cy="2863900"/>
+                    </a:xfrm>
+                    <a:prstGeom prst="rect">
+                      <a:avLst/>
+                    </a:prstGeom>
+                    <a:noFill/>
+                    <a:ln w="9525">
+                      <a:noFill/>
+                      <a:headEnd/>
+                      <a:tailEnd/>
+                    </a:ln>
+                  </pic:spPr>
+                </pic:pic>
+              </a:graphicData>
+            </a:graphic>
+          </wp:inline>
+        </w:drawing>
+      </w:r>
+    </w:p>
+    <w:p>
+      <w:pPr>
+        <w:pStyle w:val="BodyText"/>
+      </w:pPr>
+      <w:r>
+        <w:t xml:space="preserve">D bge-small-en-v1.5, logistic-regression-weighted nearest retrieval, k = 579</w:t>
+      </w:r>
+    </w:p>
+    <w:p>
+      <w:pPr>
+        <w:pStyle w:val="BodyText"/>
+      </w:pPr>
+      <w:r>
+        <w:drawing>
+          <wp:inline>
+            <wp:extent cx="5303520" cy="2863900"/>
+            <wp:effectExtent b="0" l="0" r="0" t="0"/>
+            <wp:docPr descr="" title="" id="19" name="Picture"/>
+            <a:graphic>
+              <a:graphicData uri="http://schemas.openxmlformats.org/drawingml/2006/picture">
+                <pic:pic>
+                  <pic:nvPicPr>
+                    <pic:cNvPr descr="/Users/mikeyferguson/Developer/Atlas/.claude/worktrees/wf_ac3faf7c-0a3-1/research/TRD-EHR/exports/results/bge-small-en-v1.5/google_medgemma-27b-text-it/neighbor_count_sweep/best_k_panels/roc_curve_NEAREST_IMPORTANCE_WEIGHTED_alpha1_k579.png" id="20" name="Picture"/>
+                    <pic:cNvPicPr>
+                      <a:picLocks noChangeArrowheads="1" noChangeAspect="1"/>
+                    </pic:cNvPicPr>
+                  </pic:nvPicPr>
+                  <pic:blipFill>
+                    <a:blip r:embed="rId18"/>
+                    <a:stretch>
+                      <a:fillRect/>
+                    </a:stretch>
+                  </pic:blipFill>
+                  <pic:spPr bwMode="auto">
+                    <a:xfrm>
+                      <a:off x="0" y="0"/>
+                      <a:ext cx="5303520" cy="2863900"/>
+                    </a:xfrm>
+                    <a:prstGeom prst="rect">
+                      <a:avLst/>
+                    </a:prstGeom>
+                    <a:noFill/>
+                    <a:ln w="9525">
+                      <a:noFill/>
+                      <a:headEnd/>
+                      <a:tailEnd/>
+                    </a:ln>
+                  </pic:spPr>
+                </pic:pic>
+              </a:graphicData>
+            </a:graphic>
+          </wp:inline>
+        </w:drawing>
+      </w:r>
+    </w:p>
+    <w:p>
+      <w:pPr>
+        <w:pStyle w:val="BodyText"/>
+      </w:pPr>
+      <w:r>
+        <w:t xml:space="preserve">E bge-small-en-v1.5, plain-cosine nearest retrieval, k = 1,243</w:t>
+      </w:r>
+    </w:p>
+    <w:p>
+      <w:pPr>
+        <w:pStyle w:val="BodyText"/>
+      </w:pPr>
+      <w:r>
+        <w:drawing>
+          <wp:inline>
+            <wp:extent cx="5303520" cy="2863900"/>
+            <wp:effectExtent b="0" l="0" r="0" t="0"/>
+            <wp:docPr descr="" title="" id="22" name="Picture"/>
+            <a:graphic>
+              <a:graphicData uri="http://schemas.openxmlformats.org/drawingml/2006/picture">
+                <pic:pic>
+                  <pic:nvPicPr>
+                    <pic:cNvPr descr="/Users/mikeyferguson/Developer/Atlas/.claude/worktrees/wf_ac3faf7c-0a3-1/research/TRD-EHR/exports/results/bge-small-en-v1.5/google_medgemma-27b-text-it/neighbor_count_sweep/best_k_panels/roc_curve_NEAREST_PLAIN_COSINE_alpha1_k1243.png" id="23" name="Picture"/>
                     <pic:cNvPicPr>
                       <a:picLocks noChangeArrowheads="1" noChangeAspect="1"/>
                     </pic:cNvPicPr>
@@ -546,7 +668,7 @@
         <w:pStyle w:val="BodyText"/>
       </w:pPr>
       <w:r>
-        <w:t xml:space="preserve">C Random retrieval, uniform weights, k = 32,720</w:t>
+        <w:t xml:space="preserve">F bge-en-icl, logistic-regression-weighted nearest retrieval, k = 1,519</w:t>
       </w:r>
     </w:p>
     <w:p>
@@ -558,144 +680,12 @@
           <wp:inline>
             <wp:extent cx="5303520" cy="2863900"/>
             <wp:effectExtent b="0" l="0" r="0" t="0"/>
-            <wp:docPr descr="" title="" id="1" name="Picture"/>
+            <wp:docPr descr="" title="" id="25" name="Picture"/>
             <a:graphic>
               <a:graphicData uri="http://schemas.openxmlformats.org/drawingml/2006/picture">
                 <pic:pic>
                   <pic:nvPicPr>
-                    <pic:cNvPr descr="../results/Qwen-Qwen3-Embedding-8B/google_medgemma-27b-text-it/neighbor_count_sweep/best_k_panels/roc_curve_RANDOM_UNIFORM_k32720.png" id="0" name="Picture"/>
-                    <pic:cNvPicPr>
-                      <a:picLocks noChangeArrowheads="1" noChangeAspect="1"/>
-                    </pic:cNvPicPr>
-                  </pic:nvPicPr>
-                  <pic:blipFill>
-                    <a:blip r:embed="rId22"/>
-                    <a:stretch>
-                      <a:fillRect/>
-                    </a:stretch>
-                  </pic:blipFill>
-                  <pic:spPr bwMode="auto">
-                    <a:xfrm>
-                      <a:off x="0" y="0"/>
-                      <a:ext cx="5303520" cy="2863900"/>
-                    </a:xfrm>
-                    <a:prstGeom prst="rect">
-                      <a:avLst/>
-                    </a:prstGeom>
-                    <a:noFill/>
-                    <a:ln w="9525">
-                      <a:noFill/>
-                      <a:headEnd/>
-                      <a:tailEnd/>
-                    </a:ln>
-                  </pic:spPr>
-                </pic:pic>
-              </a:graphicData>
-            </a:graphic>
-          </wp:inline>
-        </w:drawing>
-      </w:r>
-    </w:p>
-    <w:p>
-      <w:pPr>
-        <w:pStyle w:val="BodyText"/>
-      </w:pPr>
-      <w:r>
-        <w:t xml:space="preserve">Figure S8. ROC curves for importance-weighted (A) and plain-cosine (B) nearest retrieval and uniform random retrieval (C), each at its own test-selected best k, with</w:t>
-      </w:r>
-      <w:r>
-        <w:t xml:space="preserve"> </w:t>
-      </w:r>
-      <m:oMath>
-        <m:r>
-          <m:t>α</m:t>
-        </m:r>
-      </m:oMath>
-      <w:r>
-        <w:t xml:space="preserve"> </w:t>
-      </w:r>
-      <w:r>
-        <w:t xml:space="preserve">= 1 for A and B. C is the draw whose AUC at that k is closest to the mean of 1,000 draws. Shaded bands are bootstrap 95% CIs. ROC: receiver operating characteristic.</w:t>
-      </w:r>
-    </w:p>
-    <w:p>
-      <w:pPr>
-        <w:pStyle w:val="BodyText"/>
-      </w:pPr>
-      <w:r>
-        <w:t xml:space="preserve">A Importance-weighted nearest retrieval, k = 295</w:t>
-      </w:r>
-    </w:p>
-    <w:p>
-      <w:pPr>
-        <w:pStyle w:val="BodyText"/>
-      </w:pPr>
-      <w:r>
-        <w:drawing>
-          <wp:inline>
-            <wp:extent cx="5303520" cy="2863900"/>
-            <wp:effectExtent b="0" l="0" r="0" t="0"/>
-            <wp:docPr descr="" title="" id="1" name="Picture"/>
-            <a:graphic>
-              <a:graphicData uri="http://schemas.openxmlformats.org/drawingml/2006/picture">
-                <pic:pic>
-                  <pic:nvPicPr>
-                    <pic:cNvPr descr="../results/Qwen-Qwen3-Embedding-8B/google_medgemma-27b-text-it/neighbor_count_sweep/best_k_panels/confusion_matrix_NEAREST_IMPORTANCE_WEIGHTED_alpha1_k295.png" id="0" name="Picture"/>
-                    <pic:cNvPicPr>
-                      <a:picLocks noChangeArrowheads="1" noChangeAspect="1"/>
-                    </pic:cNvPicPr>
-                  </pic:nvPicPr>
-                  <pic:blipFill>
-                    <a:blip r:embed="rId23"/>
-                    <a:stretch>
-                      <a:fillRect/>
-                    </a:stretch>
-                  </pic:blipFill>
-                  <pic:spPr bwMode="auto">
-                    <a:xfrm>
-                      <a:off x="0" y="0"/>
-                      <a:ext cx="5303520" cy="2863900"/>
-                    </a:xfrm>
-                    <a:prstGeom prst="rect">
-                      <a:avLst/>
-                    </a:prstGeom>
-                    <a:noFill/>
-                    <a:ln w="9525">
-                      <a:noFill/>
-                      <a:headEnd/>
-                      <a:tailEnd/>
-                    </a:ln>
-                  </pic:spPr>
-                </pic:pic>
-              </a:graphicData>
-            </a:graphic>
-          </wp:inline>
-        </w:drawing>
-      </w:r>
-    </w:p>
-    <w:p>
-      <w:pPr>
-        <w:pStyle w:val="BodyText"/>
-      </w:pPr>
-      <w:r>
-        <w:t xml:space="preserve">B Plain-cosine nearest retrieval, k = 757</w:t>
-      </w:r>
-    </w:p>
-    <w:p>
-      <w:pPr>
-        <w:pStyle w:val="BodyText"/>
-      </w:pPr>
-      <w:r>
-        <w:drawing>
-          <wp:inline>
-            <wp:extent cx="5303520" cy="2863900"/>
-            <wp:effectExtent b="0" l="0" r="0" t="0"/>
-            <wp:docPr descr="" title="" id="1" name="Picture"/>
-            <a:graphic>
-              <a:graphicData uri="http://schemas.openxmlformats.org/drawingml/2006/picture">
-                <pic:pic>
-                  <pic:nvPicPr>
-                    <pic:cNvPr descr="../results/Qwen-Qwen3-Embedding-8B/google_medgemma-27b-text-it/neighbor_count_sweep/best_k_panels/confusion_matrix_NEAREST_PLAIN_COSINE_alpha1_k757.png" id="0" name="Picture"/>
+                    <pic:cNvPr descr="/Users/mikeyferguson/Developer/Atlas/.claude/worktrees/wf_ac3faf7c-0a3-1/research/TRD-EHR/exports/results/bge-en-icl/google_medgemma-27b-text-it/neighbor_count_sweep/best_k_panels/roc_curve_NEAREST_IMPORTANCE_WEIGHTED_alpha1_k1519.png" id="26" name="Picture"/>
                     <pic:cNvPicPr>
                       <a:picLocks noChangeArrowheads="1" noChangeAspect="1"/>
                     </pic:cNvPicPr>
@@ -733,7 +723,7 @@
         <w:pStyle w:val="BodyText"/>
       </w:pPr>
       <w:r>
-        <w:t xml:space="preserve">C Random retrieval, uniform weights, k = 32,720</w:t>
+        <w:t xml:space="preserve">G bge-en-icl, plain-cosine nearest retrieval, k = 413</w:t>
       </w:r>
     </w:p>
     <w:p>
@@ -745,18 +735,18 @@
           <wp:inline>
             <wp:extent cx="5303520" cy="2863900"/>
             <wp:effectExtent b="0" l="0" r="0" t="0"/>
-            <wp:docPr descr="" title="" id="1" name="Picture"/>
+            <wp:docPr descr="" title="" id="28" name="Picture"/>
             <a:graphic>
               <a:graphicData uri="http://schemas.openxmlformats.org/drawingml/2006/picture">
                 <pic:pic>
                   <pic:nvPicPr>
-                    <pic:cNvPr descr="../results/Qwen-Qwen3-Embedding-8B/google_medgemma-27b-text-it/neighbor_count_sweep/best_k_panels/confusion_matrix_RANDOM_UNIFORM_k32720.png" id="0" name="Picture"/>
+                    <pic:cNvPr descr="/Users/mikeyferguson/Developer/Atlas/.claude/worktrees/wf_ac3faf7c-0a3-1/research/TRD-EHR/exports/results/bge-en-icl/google_medgemma-27b-text-it/neighbor_count_sweep/best_k_panels/roc_curve_NEAREST_PLAIN_COSINE_alpha1_k413.png" id="29" name="Picture"/>
                     <pic:cNvPicPr>
                       <a:picLocks noChangeArrowheads="1" noChangeAspect="1"/>
                     </pic:cNvPicPr>
                   </pic:nvPicPr>
                   <pic:blipFill>
-                    <a:blip r:embed="rId25"/>
+                    <a:blip r:embed="rId27"/>
                     <a:stretch>
                       <a:fillRect/>
                     </a:stretch>
@@ -788,10 +778,637 @@
         <w:pStyle w:val="BodyText"/>
       </w:pPr>
       <w:r>
-        <w:t xml:space="preserve">Figure S9. Confusion matrices for the three arms of Figure S8 at the same k, at test-selected Youden J thresholds, with bootstrap 95% CIs on every metric at that threshold. These operating points were selected and evaluated in the same patients and are descriptive.</w:t>
-      </w:r>
-    </w:p>
-    <w:bookmarkEnd w:id="26"/>
+        <w:t xml:space="preserve">H Qwen3-Embedding-4B, logistic-regression-weighted nearest retrieval, k = 684</w:t>
+      </w:r>
+    </w:p>
+    <w:p>
+      <w:pPr>
+        <w:pStyle w:val="BodyText"/>
+      </w:pPr>
+      <w:r>
+        <w:drawing>
+          <wp:inline>
+            <wp:extent cx="5303520" cy="2863900"/>
+            <wp:effectExtent b="0" l="0" r="0" t="0"/>
+            <wp:docPr descr="" title="" id="31" name="Picture"/>
+            <a:graphic>
+              <a:graphicData uri="http://schemas.openxmlformats.org/drawingml/2006/picture">
+                <pic:pic>
+                  <pic:nvPicPr>
+                    <pic:cNvPr descr="/Users/mikeyferguson/Developer/Atlas/.claude/worktrees/wf_ac3faf7c-0a3-1/research/TRD-EHR/exports/results/Qwen-Qwen3-Embedding-4B/google_medgemma-27b-text-it/neighbor_count_sweep/best_k_panels/roc_curve_NEAREST_IMPORTANCE_WEIGHTED_alpha1_k684.png" id="32" name="Picture"/>
+                    <pic:cNvPicPr>
+                      <a:picLocks noChangeArrowheads="1" noChangeAspect="1"/>
+                    </pic:cNvPicPr>
+                  </pic:nvPicPr>
+                  <pic:blipFill>
+                    <a:blip r:embed="rId30"/>
+                    <a:stretch>
+                      <a:fillRect/>
+                    </a:stretch>
+                  </pic:blipFill>
+                  <pic:spPr bwMode="auto">
+                    <a:xfrm>
+                      <a:off x="0" y="0"/>
+                      <a:ext cx="5303520" cy="2863900"/>
+                    </a:xfrm>
+                    <a:prstGeom prst="rect">
+                      <a:avLst/>
+                    </a:prstGeom>
+                    <a:noFill/>
+                    <a:ln w="9525">
+                      <a:noFill/>
+                      <a:headEnd/>
+                      <a:tailEnd/>
+                    </a:ln>
+                  </pic:spPr>
+                </pic:pic>
+              </a:graphicData>
+            </a:graphic>
+          </wp:inline>
+        </w:drawing>
+      </w:r>
+    </w:p>
+    <w:p>
+      <w:pPr>
+        <w:pStyle w:val="BodyText"/>
+      </w:pPr>
+      <w:r>
+        <w:t xml:space="preserve">I Qwen3-Embedding-4B, plain-cosine nearest retrieval, k = 493</w:t>
+      </w:r>
+    </w:p>
+    <w:p>
+      <w:pPr>
+        <w:pStyle w:val="BodyText"/>
+      </w:pPr>
+      <w:r>
+        <w:drawing>
+          <wp:inline>
+            <wp:extent cx="5303520" cy="2863900"/>
+            <wp:effectExtent b="0" l="0" r="0" t="0"/>
+            <wp:docPr descr="" title="" id="34" name="Picture"/>
+            <a:graphic>
+              <a:graphicData uri="http://schemas.openxmlformats.org/drawingml/2006/picture">
+                <pic:pic>
+                  <pic:nvPicPr>
+                    <pic:cNvPr descr="/Users/mikeyferguson/Developer/Atlas/.claude/worktrees/wf_ac3faf7c-0a3-1/research/TRD-EHR/exports/results/Qwen-Qwen3-Embedding-4B/google_medgemma-27b-text-it/neighbor_count_sweep/best_k_panels/roc_curve_NEAREST_PLAIN_COSINE_alpha1_k493.png" id="35" name="Picture"/>
+                    <pic:cNvPicPr>
+                      <a:picLocks noChangeArrowheads="1" noChangeAspect="1"/>
+                    </pic:cNvPicPr>
+                  </pic:nvPicPr>
+                  <pic:blipFill>
+                    <a:blip r:embed="rId33"/>
+                    <a:stretch>
+                      <a:fillRect/>
+                    </a:stretch>
+                  </pic:blipFill>
+                  <pic:spPr bwMode="auto">
+                    <a:xfrm>
+                      <a:off x="0" y="0"/>
+                      <a:ext cx="5303520" cy="2863900"/>
+                    </a:xfrm>
+                    <a:prstGeom prst="rect">
+                      <a:avLst/>
+                    </a:prstGeom>
+                    <a:noFill/>
+                    <a:ln w="9525">
+                      <a:noFill/>
+                      <a:headEnd/>
+                      <a:tailEnd/>
+                    </a:ln>
+                  </pic:spPr>
+                </pic:pic>
+              </a:graphicData>
+            </a:graphic>
+          </wp:inline>
+        </w:drawing>
+      </w:r>
+    </w:p>
+    <w:p>
+      <w:pPr>
+        <w:pStyle w:val="BodyText"/>
+      </w:pPr>
+      <w:r>
+        <w:t xml:space="preserve">Figure S8. ROC curves at each arm’s own test-selected best k, with</w:t>
+      </w:r>
+      <w:r>
+        <w:t xml:space="preserve"> </w:t>
+      </w:r>
+      <m:oMath>
+        <m:r>
+          <m:t>α</m:t>
+        </m:r>
+      </m:oMath>
+      <w:r>
+        <w:t xml:space="preserve"> </w:t>
+      </w:r>
+      <w:r>
+        <w:t xml:space="preserve">= 1 for nearest retrieval. A–C: the primary encoder, Qwen3-Embedding-8B, under logistic-regression-weighted (A) and plain-cosine (B) nearest retrieval and uniform random retrieval (C). D–I: logistic-regression-weighted and plain-cosine nearest retrieval for bge-small-en-v1.5 (D–E), bge-en-icl (F–G), and Qwen3-Embedding-4B (H–I), each weighted by its own embedded logistic regression. C is the draw whose AUC at that k is closest to the mean of 1,000 draws; its band, and the intervals in Figure S9C, are the bootstrap 95% CI of that one draw over test patients, not the 2.5th–97.5th percentile across draws in Table S7. Best k was chosen on the test patients, so every panel is optimistic. Shaded bands are bootstrap 95% CIs. ROC: receiver operating characteristic.</w:t>
+      </w:r>
+    </w:p>
+    <w:p>
+      <w:pPr>
+        <w:pStyle w:val="BodyText"/>
+      </w:pPr>
+      <w:r>
+        <w:t xml:space="preserve">A Qwen3-Embedding-8B, logistic-regression-weighted nearest retrieval, k = 295</w:t>
+      </w:r>
+    </w:p>
+    <w:p>
+      <w:pPr>
+        <w:pStyle w:val="BodyText"/>
+      </w:pPr>
+      <w:r>
+        <w:drawing>
+          <wp:inline>
+            <wp:extent cx="5303520" cy="2863900"/>
+            <wp:effectExtent b="0" l="0" r="0" t="0"/>
+            <wp:docPr descr="" title="" id="37" name="Picture"/>
+            <a:graphic>
+              <a:graphicData uri="http://schemas.openxmlformats.org/drawingml/2006/picture">
+                <pic:pic>
+                  <pic:nvPicPr>
+                    <pic:cNvPr descr="/Users/mikeyferguson/Developer/Atlas/.claude/worktrees/wf_ac3faf7c-0a3-1/research/TRD-EHR/exports/results/Qwen-Qwen3-Embedding-8B/google_medgemma-27b-text-it/neighbor_count_sweep/best_k_panels/confusion_matrix_NEAREST_IMPORTANCE_WEIGHTED_alpha1_k295.png" id="38" name="Picture"/>
+                    <pic:cNvPicPr>
+                      <a:picLocks noChangeArrowheads="1" noChangeAspect="1"/>
+                    </pic:cNvPicPr>
+                  </pic:nvPicPr>
+                  <pic:blipFill>
+                    <a:blip r:embed="rId36"/>
+                    <a:stretch>
+                      <a:fillRect/>
+                    </a:stretch>
+                  </pic:blipFill>
+                  <pic:spPr bwMode="auto">
+                    <a:xfrm>
+                      <a:off x="0" y="0"/>
+                      <a:ext cx="5303520" cy="2863900"/>
+                    </a:xfrm>
+                    <a:prstGeom prst="rect">
+                      <a:avLst/>
+                    </a:prstGeom>
+                    <a:noFill/>
+                    <a:ln w="9525">
+                      <a:noFill/>
+                      <a:headEnd/>
+                      <a:tailEnd/>
+                    </a:ln>
+                  </pic:spPr>
+                </pic:pic>
+              </a:graphicData>
+            </a:graphic>
+          </wp:inline>
+        </w:drawing>
+      </w:r>
+    </w:p>
+    <w:p>
+      <w:pPr>
+        <w:pStyle w:val="BodyText"/>
+      </w:pPr>
+      <w:r>
+        <w:t xml:space="preserve">B Qwen3-Embedding-8B, plain-cosine nearest retrieval, k = 757</w:t>
+      </w:r>
+    </w:p>
+    <w:p>
+      <w:pPr>
+        <w:pStyle w:val="BodyText"/>
+      </w:pPr>
+      <w:r>
+        <w:drawing>
+          <wp:inline>
+            <wp:extent cx="5303520" cy="2863900"/>
+            <wp:effectExtent b="0" l="0" r="0" t="0"/>
+            <wp:docPr descr="" title="" id="40" name="Picture"/>
+            <a:graphic>
+              <a:graphicData uri="http://schemas.openxmlformats.org/drawingml/2006/picture">
+                <pic:pic>
+                  <pic:nvPicPr>
+                    <pic:cNvPr descr="/Users/mikeyferguson/Developer/Atlas/.claude/worktrees/wf_ac3faf7c-0a3-1/research/TRD-EHR/exports/results/Qwen-Qwen3-Embedding-8B/google_medgemma-27b-text-it/neighbor_count_sweep/best_k_panels/confusion_matrix_NEAREST_PLAIN_COSINE_alpha1_k757.png" id="41" name="Picture"/>
+                    <pic:cNvPicPr>
+                      <a:picLocks noChangeArrowheads="1" noChangeAspect="1"/>
+                    </pic:cNvPicPr>
+                  </pic:nvPicPr>
+                  <pic:blipFill>
+                    <a:blip r:embed="rId39"/>
+                    <a:stretch>
+                      <a:fillRect/>
+                    </a:stretch>
+                  </pic:blipFill>
+                  <pic:spPr bwMode="auto">
+                    <a:xfrm>
+                      <a:off x="0" y="0"/>
+                      <a:ext cx="5303520" cy="2863900"/>
+                    </a:xfrm>
+                    <a:prstGeom prst="rect">
+                      <a:avLst/>
+                    </a:prstGeom>
+                    <a:noFill/>
+                    <a:ln w="9525">
+                      <a:noFill/>
+                      <a:headEnd/>
+                      <a:tailEnd/>
+                    </a:ln>
+                  </pic:spPr>
+                </pic:pic>
+              </a:graphicData>
+            </a:graphic>
+          </wp:inline>
+        </w:drawing>
+      </w:r>
+    </w:p>
+    <w:p>
+      <w:pPr>
+        <w:pStyle w:val="BodyText"/>
+      </w:pPr>
+      <w:r>
+        <w:t xml:space="preserve">C Random retrieval, uniform weights, k = 32,720</w:t>
+      </w:r>
+    </w:p>
+    <w:p>
+      <w:pPr>
+        <w:pStyle w:val="BodyText"/>
+      </w:pPr>
+      <w:r>
+        <w:drawing>
+          <wp:inline>
+            <wp:extent cx="5303520" cy="2863900"/>
+            <wp:effectExtent b="0" l="0" r="0" t="0"/>
+            <wp:docPr descr="" title="" id="43" name="Picture"/>
+            <a:graphic>
+              <a:graphicData uri="http://schemas.openxmlformats.org/drawingml/2006/picture">
+                <pic:pic>
+                  <pic:nvPicPr>
+                    <pic:cNvPr descr="/Users/mikeyferguson/Developer/Atlas/.claude/worktrees/wf_ac3faf7c-0a3-1/research/TRD-EHR/exports/results/Qwen-Qwen3-Embedding-8B/google_medgemma-27b-text-it/neighbor_count_sweep/best_k_panels/confusion_matrix_RANDOM_UNIFORM_k32720.png" id="44" name="Picture"/>
+                    <pic:cNvPicPr>
+                      <a:picLocks noChangeArrowheads="1" noChangeAspect="1"/>
+                    </pic:cNvPicPr>
+                  </pic:nvPicPr>
+                  <pic:blipFill>
+                    <a:blip r:embed="rId42"/>
+                    <a:stretch>
+                      <a:fillRect/>
+                    </a:stretch>
+                  </pic:blipFill>
+                  <pic:spPr bwMode="auto">
+                    <a:xfrm>
+                      <a:off x="0" y="0"/>
+                      <a:ext cx="5303520" cy="2863900"/>
+                    </a:xfrm>
+                    <a:prstGeom prst="rect">
+                      <a:avLst/>
+                    </a:prstGeom>
+                    <a:noFill/>
+                    <a:ln w="9525">
+                      <a:noFill/>
+                      <a:headEnd/>
+                      <a:tailEnd/>
+                    </a:ln>
+                  </pic:spPr>
+                </pic:pic>
+              </a:graphicData>
+            </a:graphic>
+          </wp:inline>
+        </w:drawing>
+      </w:r>
+    </w:p>
+    <w:p>
+      <w:pPr>
+        <w:pStyle w:val="BodyText"/>
+      </w:pPr>
+      <w:r>
+        <w:t xml:space="preserve">D bge-small-en-v1.5, logistic-regression-weighted nearest retrieval, k = 579</w:t>
+      </w:r>
+    </w:p>
+    <w:p>
+      <w:pPr>
+        <w:pStyle w:val="BodyText"/>
+      </w:pPr>
+      <w:r>
+        <w:drawing>
+          <wp:inline>
+            <wp:extent cx="5303520" cy="2863900"/>
+            <wp:effectExtent b="0" l="0" r="0" t="0"/>
+            <wp:docPr descr="" title="" id="46" name="Picture"/>
+            <a:graphic>
+              <a:graphicData uri="http://schemas.openxmlformats.org/drawingml/2006/picture">
+                <pic:pic>
+                  <pic:nvPicPr>
+                    <pic:cNvPr descr="/Users/mikeyferguson/Developer/Atlas/.claude/worktrees/wf_ac3faf7c-0a3-1/research/TRD-EHR/exports/results/bge-small-en-v1.5/google_medgemma-27b-text-it/neighbor_count_sweep/best_k_panels/confusion_matrix_NEAREST_IMPORTANCE_WEIGHTED_alpha1_k579.png" id="47" name="Picture"/>
+                    <pic:cNvPicPr>
+                      <a:picLocks noChangeArrowheads="1" noChangeAspect="1"/>
+                    </pic:cNvPicPr>
+                  </pic:nvPicPr>
+                  <pic:blipFill>
+                    <a:blip r:embed="rId45"/>
+                    <a:stretch>
+                      <a:fillRect/>
+                    </a:stretch>
+                  </pic:blipFill>
+                  <pic:spPr bwMode="auto">
+                    <a:xfrm>
+                      <a:off x="0" y="0"/>
+                      <a:ext cx="5303520" cy="2863900"/>
+                    </a:xfrm>
+                    <a:prstGeom prst="rect">
+                      <a:avLst/>
+                    </a:prstGeom>
+                    <a:noFill/>
+                    <a:ln w="9525">
+                      <a:noFill/>
+                      <a:headEnd/>
+                      <a:tailEnd/>
+                    </a:ln>
+                  </pic:spPr>
+                </pic:pic>
+              </a:graphicData>
+            </a:graphic>
+          </wp:inline>
+        </w:drawing>
+      </w:r>
+    </w:p>
+    <w:p>
+      <w:pPr>
+        <w:pStyle w:val="BodyText"/>
+      </w:pPr>
+      <w:r>
+        <w:t xml:space="preserve">E bge-small-en-v1.5, plain-cosine nearest retrieval, k = 1,243</w:t>
+      </w:r>
+    </w:p>
+    <w:p>
+      <w:pPr>
+        <w:pStyle w:val="BodyText"/>
+      </w:pPr>
+      <w:r>
+        <w:drawing>
+          <wp:inline>
+            <wp:extent cx="5303520" cy="2863900"/>
+            <wp:effectExtent b="0" l="0" r="0" t="0"/>
+            <wp:docPr descr="" title="" id="49" name="Picture"/>
+            <a:graphic>
+              <a:graphicData uri="http://schemas.openxmlformats.org/drawingml/2006/picture">
+                <pic:pic>
+                  <pic:nvPicPr>
+                    <pic:cNvPr descr="/Users/mikeyferguson/Developer/Atlas/.claude/worktrees/wf_ac3faf7c-0a3-1/research/TRD-EHR/exports/results/bge-small-en-v1.5/google_medgemma-27b-text-it/neighbor_count_sweep/best_k_panels/confusion_matrix_NEAREST_PLAIN_COSINE_alpha1_k1243.png" id="50" name="Picture"/>
+                    <pic:cNvPicPr>
+                      <a:picLocks noChangeArrowheads="1" noChangeAspect="1"/>
+                    </pic:cNvPicPr>
+                  </pic:nvPicPr>
+                  <pic:blipFill>
+                    <a:blip r:embed="rId48"/>
+                    <a:stretch>
+                      <a:fillRect/>
+                    </a:stretch>
+                  </pic:blipFill>
+                  <pic:spPr bwMode="auto">
+                    <a:xfrm>
+                      <a:off x="0" y="0"/>
+                      <a:ext cx="5303520" cy="2863900"/>
+                    </a:xfrm>
+                    <a:prstGeom prst="rect">
+                      <a:avLst/>
+                    </a:prstGeom>
+                    <a:noFill/>
+                    <a:ln w="9525">
+                      <a:noFill/>
+                      <a:headEnd/>
+                      <a:tailEnd/>
+                    </a:ln>
+                  </pic:spPr>
+                </pic:pic>
+              </a:graphicData>
+            </a:graphic>
+          </wp:inline>
+        </w:drawing>
+      </w:r>
+    </w:p>
+    <w:p>
+      <w:pPr>
+        <w:pStyle w:val="BodyText"/>
+      </w:pPr>
+      <w:r>
+        <w:t xml:space="preserve">F bge-en-icl, logistic-regression-weighted nearest retrieval, k = 1,519</w:t>
+      </w:r>
+    </w:p>
+    <w:p>
+      <w:pPr>
+        <w:pStyle w:val="BodyText"/>
+      </w:pPr>
+      <w:r>
+        <w:drawing>
+          <wp:inline>
+            <wp:extent cx="5303520" cy="2863900"/>
+            <wp:effectExtent b="0" l="0" r="0" t="0"/>
+            <wp:docPr descr="" title="" id="52" name="Picture"/>
+            <a:graphic>
+              <a:graphicData uri="http://schemas.openxmlformats.org/drawingml/2006/picture">
+                <pic:pic>
+                  <pic:nvPicPr>
+                    <pic:cNvPr descr="/Users/mikeyferguson/Developer/Atlas/.claude/worktrees/wf_ac3faf7c-0a3-1/research/TRD-EHR/exports/results/bge-en-icl/google_medgemma-27b-text-it/neighbor_count_sweep/best_k_panels/confusion_matrix_NEAREST_IMPORTANCE_WEIGHTED_alpha1_k1519.png" id="53" name="Picture"/>
+                    <pic:cNvPicPr>
+                      <a:picLocks noChangeArrowheads="1" noChangeAspect="1"/>
+                    </pic:cNvPicPr>
+                  </pic:nvPicPr>
+                  <pic:blipFill>
+                    <a:blip r:embed="rId51"/>
+                    <a:stretch>
+                      <a:fillRect/>
+                    </a:stretch>
+                  </pic:blipFill>
+                  <pic:spPr bwMode="auto">
+                    <a:xfrm>
+                      <a:off x="0" y="0"/>
+                      <a:ext cx="5303520" cy="2863900"/>
+                    </a:xfrm>
+                    <a:prstGeom prst="rect">
+                      <a:avLst/>
+                    </a:prstGeom>
+                    <a:noFill/>
+                    <a:ln w="9525">
+                      <a:noFill/>
+                      <a:headEnd/>
+                      <a:tailEnd/>
+                    </a:ln>
+                  </pic:spPr>
+                </pic:pic>
+              </a:graphicData>
+            </a:graphic>
+          </wp:inline>
+        </w:drawing>
+      </w:r>
+    </w:p>
+    <w:p>
+      <w:pPr>
+        <w:pStyle w:val="BodyText"/>
+      </w:pPr>
+      <w:r>
+        <w:t xml:space="preserve">G bge-en-icl, plain-cosine nearest retrieval, k = 413</w:t>
+      </w:r>
+    </w:p>
+    <w:p>
+      <w:pPr>
+        <w:pStyle w:val="BodyText"/>
+      </w:pPr>
+      <w:r>
+        <w:drawing>
+          <wp:inline>
+            <wp:extent cx="5303520" cy="2863900"/>
+            <wp:effectExtent b="0" l="0" r="0" t="0"/>
+            <wp:docPr descr="" title="" id="55" name="Picture"/>
+            <a:graphic>
+              <a:graphicData uri="http://schemas.openxmlformats.org/drawingml/2006/picture">
+                <pic:pic>
+                  <pic:nvPicPr>
+                    <pic:cNvPr descr="/Users/mikeyferguson/Developer/Atlas/.claude/worktrees/wf_ac3faf7c-0a3-1/research/TRD-EHR/exports/results/bge-en-icl/google_medgemma-27b-text-it/neighbor_count_sweep/best_k_panels/confusion_matrix_NEAREST_PLAIN_COSINE_alpha1_k413.png" id="56" name="Picture"/>
+                    <pic:cNvPicPr>
+                      <a:picLocks noChangeArrowheads="1" noChangeAspect="1"/>
+                    </pic:cNvPicPr>
+                  </pic:nvPicPr>
+                  <pic:blipFill>
+                    <a:blip r:embed="rId54"/>
+                    <a:stretch>
+                      <a:fillRect/>
+                    </a:stretch>
+                  </pic:blipFill>
+                  <pic:spPr bwMode="auto">
+                    <a:xfrm>
+                      <a:off x="0" y="0"/>
+                      <a:ext cx="5303520" cy="2863900"/>
+                    </a:xfrm>
+                    <a:prstGeom prst="rect">
+                      <a:avLst/>
+                    </a:prstGeom>
+                    <a:noFill/>
+                    <a:ln w="9525">
+                      <a:noFill/>
+                      <a:headEnd/>
+                      <a:tailEnd/>
+                    </a:ln>
+                  </pic:spPr>
+                </pic:pic>
+              </a:graphicData>
+            </a:graphic>
+          </wp:inline>
+        </w:drawing>
+      </w:r>
+    </w:p>
+    <w:p>
+      <w:pPr>
+        <w:pStyle w:val="BodyText"/>
+      </w:pPr>
+      <w:r>
+        <w:t xml:space="preserve">H Qwen3-Embedding-4B, logistic-regression-weighted nearest retrieval, k = 684</w:t>
+      </w:r>
+    </w:p>
+    <w:p>
+      <w:pPr>
+        <w:pStyle w:val="BodyText"/>
+      </w:pPr>
+      <w:r>
+        <w:drawing>
+          <wp:inline>
+            <wp:extent cx="5303520" cy="2863900"/>
+            <wp:effectExtent b="0" l="0" r="0" t="0"/>
+            <wp:docPr descr="" title="" id="58" name="Picture"/>
+            <a:graphic>
+              <a:graphicData uri="http://schemas.openxmlformats.org/drawingml/2006/picture">
+                <pic:pic>
+                  <pic:nvPicPr>
+                    <pic:cNvPr descr="/Users/mikeyferguson/Developer/Atlas/.claude/worktrees/wf_ac3faf7c-0a3-1/research/TRD-EHR/exports/results/Qwen-Qwen3-Embedding-4B/google_medgemma-27b-text-it/neighbor_count_sweep/best_k_panels/confusion_matrix_NEAREST_IMPORTANCE_WEIGHTED_alpha1_k684.png" id="59" name="Picture"/>
+                    <pic:cNvPicPr>
+                      <a:picLocks noChangeArrowheads="1" noChangeAspect="1"/>
+                    </pic:cNvPicPr>
+                  </pic:nvPicPr>
+                  <pic:blipFill>
+                    <a:blip r:embed="rId57"/>
+                    <a:stretch>
+                      <a:fillRect/>
+                    </a:stretch>
+                  </pic:blipFill>
+                  <pic:spPr bwMode="auto">
+                    <a:xfrm>
+                      <a:off x="0" y="0"/>
+                      <a:ext cx="5303520" cy="2863900"/>
+                    </a:xfrm>
+                    <a:prstGeom prst="rect">
+                      <a:avLst/>
+                    </a:prstGeom>
+                    <a:noFill/>
+                    <a:ln w="9525">
+                      <a:noFill/>
+                      <a:headEnd/>
+                      <a:tailEnd/>
+                    </a:ln>
+                  </pic:spPr>
+                </pic:pic>
+              </a:graphicData>
+            </a:graphic>
+          </wp:inline>
+        </w:drawing>
+      </w:r>
+    </w:p>
+    <w:p>
+      <w:pPr>
+        <w:pStyle w:val="BodyText"/>
+      </w:pPr>
+      <w:r>
+        <w:t xml:space="preserve">I Qwen3-Embedding-4B, plain-cosine nearest retrieval, k = 493</w:t>
+      </w:r>
+    </w:p>
+    <w:p>
+      <w:pPr>
+        <w:pStyle w:val="BodyText"/>
+      </w:pPr>
+      <w:r>
+        <w:drawing>
+          <wp:inline>
+            <wp:extent cx="5303520" cy="2863900"/>
+            <wp:effectExtent b="0" l="0" r="0" t="0"/>
+            <wp:docPr descr="" title="" id="61" name="Picture"/>
+            <a:graphic>
+              <a:graphicData uri="http://schemas.openxmlformats.org/drawingml/2006/picture">
+                <pic:pic>
+                  <pic:nvPicPr>
+                    <pic:cNvPr descr="/Users/mikeyferguson/Developer/Atlas/.claude/worktrees/wf_ac3faf7c-0a3-1/research/TRD-EHR/exports/results/Qwen-Qwen3-Embedding-4B/google_medgemma-27b-text-it/neighbor_count_sweep/best_k_panels/confusion_matrix_NEAREST_PLAIN_COSINE_alpha1_k493.png" id="62" name="Picture"/>
+                    <pic:cNvPicPr>
+                      <a:picLocks noChangeArrowheads="1" noChangeAspect="1"/>
+                    </pic:cNvPicPr>
+                  </pic:nvPicPr>
+                  <pic:blipFill>
+                    <a:blip r:embed="rId60"/>
+                    <a:stretch>
+                      <a:fillRect/>
+                    </a:stretch>
+                  </pic:blipFill>
+                  <pic:spPr bwMode="auto">
+                    <a:xfrm>
+                      <a:off x="0" y="0"/>
+                      <a:ext cx="5303520" cy="2863900"/>
+                    </a:xfrm>
+                    <a:prstGeom prst="rect">
+                      <a:avLst/>
+                    </a:prstGeom>
+                    <a:noFill/>
+                    <a:ln w="9525">
+                      <a:noFill/>
+                      <a:headEnd/>
+                      <a:tailEnd/>
+                    </a:ln>
+                  </pic:spPr>
+                </pic:pic>
+              </a:graphicData>
+            </a:graphic>
+          </wp:inline>
+        </w:drawing>
+      </w:r>
+    </w:p>
+    <w:p>
+      <w:pPr>
+        <w:pStyle w:val="BodyText"/>
+      </w:pPr>
+      <w:r>
+        <w:t xml:space="preserve">Figure S9. Confusion matrices for the 9 panels of Figure S8 at the same k, at test-selected Youden J thresholds, with bootstrap 95% CIs on every metric at that threshold. These operating points were selected and evaluated in the same patients and are descriptive.</w:t>
+      </w:r>
+    </w:p>
+    <w:bookmarkEnd w:id="63"/>
     <w:sectPr>
       <w:pgSz w:h="15840" w:w="12240"/>
       <w:pgMar w:bottom="1440" w:footer="708" w:gutter="0" w:header="708" w:left="1800" w:right="1800" w:top="1440"/>
@@ -1003,14 +1620,14 @@
     </w:lvl>
   </w:abstractNum>
   <w:abstractNum w:abstractNumId="990">
-    <w:nsid w:val="2c1ae401"/>
+    <w:nsid w:val="0000A990"/>
     <w:multiLevelType w:val="multilevel"/>
     <w:lvl w:ilvl="0">
       <w:numFmt w:val="bullet"/>
       <w:lvlText w:val=" "/>
       <w:lvlJc w:val="left"/>
       <w:pPr>
-        <w:ind w:left="720" w:hanging="480"/>
+        <w:ind w:left="720" w:hanging="360"/>
       </w:pPr>
     </w:lvl>
     <w:lvl w:ilvl="1">
@@ -1018,7 +1635,7 @@
       <w:lvlText w:val=" "/>
       <w:lvlJc w:val="left"/>
       <w:pPr>
-        <w:ind w:left="1440" w:hanging="480"/>
+        <w:ind w:left="1440" w:hanging="360"/>
       </w:pPr>
     </w:lvl>
     <w:lvl w:ilvl="2">
@@ -1026,7 +1643,7 @@
       <w:lvlText w:val=" "/>
       <w:lvlJc w:val="left"/>
       <w:pPr>
-        <w:ind w:left="2160" w:hanging="480"/>
+        <w:ind w:left="2160" w:hanging="360"/>
       </w:pPr>
     </w:lvl>
     <w:lvl w:ilvl="3">
@@ -1034,7 +1651,7 @@
       <w:lvlText w:val=" "/>
       <w:lvlJc w:val="left"/>
       <w:pPr>
-        <w:ind w:left="2880" w:hanging="480"/>
+        <w:ind w:left="2880" w:hanging="360"/>
       </w:pPr>
     </w:lvl>
     <w:lvl w:ilvl="4">
@@ -1042,7 +1659,7 @@
       <w:lvlText w:val=" "/>
       <w:lvlJc w:val="left"/>
       <w:pPr>
-        <w:ind w:left="3600" w:hanging="480"/>
+        <w:ind w:left="3600" w:hanging="360"/>
       </w:pPr>
     </w:lvl>
     <w:lvl w:ilvl="5">
@@ -1050,7 +1667,7 @@
       <w:lvlText w:val=" "/>
       <w:lvlJc w:val="left"/>
       <w:pPr>
-        <w:ind w:left="4320" w:hanging="480"/>
+        <w:ind w:left="4320" w:hanging="360"/>
       </w:pPr>
     </w:lvl>
     <w:lvl w:ilvl="6">
@@ -1058,7 +1675,7 @@
       <w:lvlText w:val=" "/>
       <w:lvlJc w:val="left"/>
       <w:pPr>
-        <w:ind w:left="5040" w:hanging="480"/>
+        <w:ind w:left="5040" w:hanging="360"/>
       </w:pPr>
     </w:lvl>
     <w:lvl w:ilvl="7">
@@ -1066,7 +1683,7 @@
       <w:lvlText w:val=" "/>
       <w:lvlJc w:val="left"/>
       <w:pPr>
-        <w:ind w:left="5760" w:hanging="480"/>
+        <w:ind w:left="5760" w:hanging="360"/>
       </w:pPr>
     </w:lvl>
     <w:lvl w:ilvl="8">
@@ -1074,7 +1691,7 @@
       <w:lvlText w:val=" "/>
       <w:lvlJc w:val="left"/>
       <w:pPr>
-        <w:ind w:left="6480" w:hanging="480"/>
+        <w:ind w:left="6480" w:hanging="360"/>
       </w:pPr>
     </w:lvl>
   </w:abstractNum>
@@ -1825,8 +2442,8 @@
     <w:name w:val="KeywordTok"/>
     <w:basedOn w:val="VerbatimChar"/>
     <w:rPr>
+      <w:b/>
       <w:color w:val="007020"/>
-      <w:b/>
     </w:rPr>
   </w:style>
   <w:style w:type="character" w:customStyle="1" w:styleId="DataTypeTok">
@@ -1902,40 +2519,43 @@
   <w:style w:type="character" w:customStyle="1" w:styleId="ImportTok">
     <w:name w:val="ImportTok"/>
     <w:basedOn w:val="VerbatimChar"/>
-    <w:rPr/>
+    <w:rPr>
+      <w:b/>
+      <w:color w:val="008000"/>
+    </w:rPr>
   </w:style>
   <w:style w:type="character" w:customStyle="1" w:styleId="CommentTok">
     <w:name w:val="CommentTok"/>
     <w:basedOn w:val="VerbatimChar"/>
     <w:rPr>
+      <w:i/>
       <w:color w:val="60a0b0"/>
-      <w:i/>
     </w:rPr>
   </w:style>
   <w:style w:type="character" w:customStyle="1" w:styleId="DocumentationTok">
     <w:name w:val="DocumentationTok"/>
     <w:basedOn w:val="VerbatimChar"/>
     <w:rPr>
+      <w:i/>
       <w:color w:val="ba2121"/>
-      <w:i/>
     </w:rPr>
   </w:style>
   <w:style w:type="character" w:customStyle="1" w:styleId="AnnotationTok">
     <w:name w:val="AnnotationTok"/>
     <w:basedOn w:val="VerbatimChar"/>
     <w:rPr>
-      <w:color w:val="60a0b0"/>
       <w:b/>
       <w:i/>
+      <w:color w:val="60a0b0"/>
     </w:rPr>
   </w:style>
   <w:style w:type="character" w:customStyle="1" w:styleId="CommentVarTok">
     <w:name w:val="CommentVarTok"/>
     <w:basedOn w:val="VerbatimChar"/>
     <w:rPr>
-      <w:color w:val="60a0b0"/>
       <w:b/>
       <w:i/>
+      <w:color w:val="60a0b0"/>
     </w:rPr>
   </w:style>
   <w:style w:type="character" w:customStyle="1" w:styleId="OtherTok">
@@ -1963,8 +2583,8 @@
     <w:name w:val="ControlFlowTok"/>
     <w:basedOn w:val="VerbatimChar"/>
     <w:rPr>
+      <w:b/>
       <w:color w:val="007020"/>
-      <w:b/>
     </w:rPr>
   </w:style>
   <w:style w:type="character" w:customStyle="1" w:styleId="OperatorTok">
@@ -1977,7 +2597,9 @@
   <w:style w:type="character" w:customStyle="1" w:styleId="BuiltInTok">
     <w:name w:val="BuiltInTok"/>
     <w:basedOn w:val="VerbatimChar"/>
-    <w:rPr/>
+    <w:rPr>
+      <w:color w:val="008000"/>
+    </w:rPr>
   </w:style>
   <w:style w:type="character" w:customStyle="1" w:styleId="ExtensionTok">
     <w:name w:val="ExtensionTok"/>
@@ -2007,34 +2629,34 @@
     <w:name w:val="InformationTok"/>
     <w:basedOn w:val="VerbatimChar"/>
     <w:rPr>
-      <w:color w:val="60a0b0"/>
       <w:b/>
       <w:i/>
+      <w:color w:val="60a0b0"/>
     </w:rPr>
   </w:style>
   <w:style w:type="character" w:customStyle="1" w:styleId="WarningTok">
     <w:name w:val="WarningTok"/>
     <w:basedOn w:val="VerbatimChar"/>
     <w:rPr>
-      <w:color w:val="60a0b0"/>
       <w:b/>
       <w:i/>
+      <w:color w:val="60a0b0"/>
     </w:rPr>
   </w:style>
   <w:style w:type="character" w:customStyle="1" w:styleId="AlertTok">
     <w:name w:val="AlertTok"/>
     <w:basedOn w:val="VerbatimChar"/>
     <w:rPr>
+      <w:b/>
       <w:color w:val="ff0000"/>
-      <w:b/>
     </w:rPr>
   </w:style>
   <w:style w:type="character" w:customStyle="1" w:styleId="ErrorTok">
     <w:name w:val="ErrorTok"/>
     <w:basedOn w:val="VerbatimChar"/>
     <w:rPr>
+      <w:b/>
       <w:color w:val="ff0000"/>
-      <w:b/>
     </w:rPr>
   </w:style>
   <w:style w:type="character" w:customStyle="1" w:styleId="NormalTok">
